--- a/CHAPTER ONE-THREE.docx
+++ b/CHAPTER ONE-THREE.docx
@@ -2,6 +2,575 @@
 <file path=word/document.xml><?xml version="1.0" encoding="utf-8"?>
 <w:document xmlns:mc="http://schemas.openxmlformats.org/markup-compatibility/2006" xmlns:o="urn:schemas-microsoft-com:office:office" xmlns:r="http://schemas.openxmlformats.org/officeDocument/2006/relationships" xmlns:m="http://schemas.openxmlformats.org/officeDocument/2006/math" xmlns:v="urn:schemas-microsoft-com:vml" xmlns:wp="http://schemas.openxmlformats.org/drawingml/2006/wordprocessingDrawing" xmlns:w10="urn:schemas-microsoft-com:office:word" xmlns:w="http://schemas.openxmlformats.org/wordprocessingml/2006/main" xmlns:wne="http://schemas.microsoft.com/office/word/2006/wordml" xmlns:sl="http://schemas.openxmlformats.org/schemaLibrary/2006/main" xmlns:a="http://schemas.openxmlformats.org/drawingml/2006/main" xmlns:pic="http://schemas.openxmlformats.org/drawingml/2006/picture" xmlns:c="http://schemas.openxmlformats.org/drawingml/2006/chart" xmlns:lc="http://schemas.openxmlformats.org/drawingml/2006/lockedCanvas" xmlns:dgm="http://schemas.openxmlformats.org/drawingml/2006/diagram" xmlns:wps="http://schemas.microsoft.com/office/word/2010/wordprocessingShape" xmlns:wpg="http://schemas.microsoft.com/office/word/2010/wordprocessingGroup" xmlns:w14="http://schemas.microsoft.com/office/word/2010/wordml" xmlns:w15="http://schemas.microsoft.com/office/word/2012/wordml" xmlns:w16="http://schemas.microsoft.com/office/word/2018/wordml" xmlns:w16cex="http://schemas.microsoft.com/office/word/2018/wordml/cex" xmlns:w16cid="http://schemas.microsoft.com/office/word/2016/wordml/cid" xmlns="http://schemas.microsoft.com/office/tasks/2019/documenttasks" xmlns:cr="http://schemas.microsoft.com/office/comments/2020/reactions">
   <w:body>
+    <w:p>
+      <w:pPr>
+        <w:pStyle w:val="Title"/>
+      </w:pPr>
+      <w:r>
+        <w:t xml:space="preserve"> </w:t>
+      </w:r>
+    </w:p>
+    <w:p>
+      <w:pPr>
+        <w:jc w:val="center"/>
+      </w:pPr>
+      <w:r>
+        <w:rPr>
+          <w:rFonts w:ascii="Times New Roman" w:hAnsi="Times New Roman" w:eastAsia="Times New Roman"/>
+          <w:b w:val="0"/>
+          <w:i/>
+          <w:sz w:val="24"/>
+        </w:rPr>
+        <w:t>[TITLE PAGE -- TO BE COMPLETED]</w:t>
+      </w:r>
+    </w:p>
+    <w:p>
+      <w:pPr>
+        <w:jc w:val="center"/>
+      </w:pPr>
+      <w:r>
+        <w:rPr>
+          <w:rFonts w:ascii="Times New Roman" w:hAnsi="Times New Roman" w:eastAsia="Times New Roman"/>
+          <w:b w:val="0"/>
+          <w:i/>
+          <w:sz w:val="24"/>
+        </w:rPr>
+        <w:t>Replace this page with your institution's required title page. It typically includes: the full dissertation title; your full name and student/matriculation number; the degree programme (e.g. MSc in [programme name]); the department and university; your supervisor's name; and the month and year of submission. Check your department's thesis formatting guide for the exact required layout and wording.</w:t>
+      </w:r>
+    </w:p>
+    <w:p>
+      <w:r>
+        <w:br w:type="page"/>
+      </w:r>
+    </w:p>
+    <w:p>
+      <w:pPr>
+        <w:pStyle w:val="Title"/>
+      </w:pPr>
+      <w:r>
+        <w:t>DECLARATION</w:t>
+      </w:r>
+    </w:p>
+    <w:p>
+      <w:pPr>
+        <w:jc w:val="both"/>
+      </w:pPr>
+      <w:r>
+        <w:rPr>
+          <w:rFonts w:ascii="Times New Roman" w:hAnsi="Times New Roman" w:eastAsia="Times New Roman"/>
+          <w:b w:val="0"/>
+          <w:i/>
+          <w:sz w:val="24"/>
+        </w:rPr>
+        <w:t>[TO BE COMPLETED] Insert your institution's required declaration or certification statement here -- typically a statement that the work is your own, has not been submitted elsewhere, and (where applicable) a supervisor's countersignature. Use the exact wording your department requires; this varies by institution and is usually provided as a template by your graduate school or department office.</w:t>
+      </w:r>
+    </w:p>
+    <w:p>
+      <w:r>
+        <w:br w:type="page"/>
+      </w:r>
+    </w:p>
+    <w:p>
+      <w:pPr>
+        <w:pStyle w:val="Title"/>
+      </w:pPr>
+      <w:r>
+        <w:t>ACKNOWLEDGEMENTS</w:t>
+      </w:r>
+    </w:p>
+    <w:p>
+      <w:pPr>
+        <w:jc w:val="both"/>
+      </w:pPr>
+      <w:r>
+        <w:rPr>
+          <w:rFonts w:ascii="Times New Roman" w:hAnsi="Times New Roman" w:eastAsia="Times New Roman"/>
+          <w:b w:val="0"/>
+          <w:i/>
+          <w:sz w:val="24"/>
+        </w:rPr>
+        <w:t>[OPTIONAL -- TO BE COMPLETED] A short, personal note thanking your supervisor, family, colleagues, or funders, if you wish to include one. This section is optional and, unlike the rest of the thesis, is conventionally written in the first person.</w:t>
+      </w:r>
+    </w:p>
+    <w:p>
+      <w:r>
+        <w:br w:type="page"/>
+      </w:r>
+    </w:p>
+    <w:p>
+      <w:pPr>
+        <w:pStyle w:val="Title"/>
+      </w:pPr>
+      <w:r>
+        <w:t>ABSTRACT</w:t>
+      </w:r>
+    </w:p>
+    <w:p>
+      <w:pPr>
+        <w:jc w:val="both"/>
+      </w:pPr>
+      <w:r>
+        <w:rPr>
+          <w:rFonts w:ascii="Times New Roman" w:hAnsi="Times New Roman" w:eastAsia="Times New Roman"/>
+          <w:b w:val="0"/>
+          <w:i w:val="0"/>
+          <w:sz w:val="24"/>
+        </w:rPr>
+        <w:t>Chronic Kidney Disease (CKD) is a progressive condition whose early stages are largely asymptomatic, making early detection critical to preventing progression to end-stage renal disease. Machine learning offers a route to earlier detection from Electronic Health Records, but two obstacles have limited its clinical adoption: patient data is fragmented across institutions and cannot be centralised for training without violating privacy regulation, and the highest-performing models are typically uninterpretable “black boxes” that clinicians cannot trust. This study developed and evaluated a federated, explainable, and privacy-preserving machine-learning framework for the early detection of CKD, addressing both obstacles within a single system.</w:t>
+      </w:r>
+    </w:p>
+    <w:p>
+      <w:pPr>
+        <w:jc w:val="both"/>
+      </w:pPr>
+      <w:r>
+        <w:rPr>
+          <w:rFonts w:ascii="Times New Roman" w:hAnsi="Times New Roman" w:eastAsia="Times New Roman"/>
+          <w:b w:val="0"/>
+          <w:i w:val="0"/>
+          <w:sz w:val="24"/>
+        </w:rPr>
+        <w:t>The framework partitions the UCI CKD dataset (400 patients, 24 clinical features) across five simulated hospital nodes under both IID and non-IID distributions, and adopts a two-track design distinguished by how each track's models are aggregated and protected: a primary track (Random Forest and XGBoost), aggregated by size-weighted output averaging and protected by Differential Privacy, since tree ensembles cannot be parameter-averaged; and a secondary track (Logistic Regression), aggregated by genuine parameter-level Federated Averaging and protected by Homomorphic Encryption (CKKS), since only a weight-based model can be encrypted and aggregated while encrypted. SHAP and LIME were applied to the converged federated model to render its predictions interpretable.</w:t>
+      </w:r>
+    </w:p>
+    <w:p>
+      <w:pPr>
+        <w:jc w:val="both"/>
+      </w:pPr>
+      <w:r>
+        <w:rPr>
+          <w:rFonts w:ascii="Times New Roman" w:hAnsi="Times New Roman" w:eastAsia="Times New Roman"/>
+          <w:b w:val="0"/>
+          <w:i w:val="0"/>
+          <w:sz w:val="24"/>
+        </w:rPr>
+        <w:t>The centralised and federated ensemble models achieved near-ceiling predictive performance (up to 0.9906 cross-validated accuracy), with a modest federation cost of 0.75 to 2.62 percentage points. SHAP identified haemoglobin, specific gravity, serum creatinine, and albumin as the most influential features, corroborating independently published clinical findings; LIME's explanations were found to be perfectly stable (Jaccard = 1.000) but only moderately faithful to the underlying model (R² = 0.299). Differential Privacy and Homomorphic Encryption were compared directly within the same framework for the first time in the CKD literature: Differential Privacy traded accuracy for privacy, collapsing to chance-level discrimination between ε = 5 and ε = 1, while Homomorphic Encryption preserved accuracy exactly, at a 7.2-fold time overhead and a 1,655.8-fold increase in message size. These results demonstrate that a CKD detection system can be simultaneously accurate, interpretable, and privacy-preserving, and provide the first empirically quantified comparison of these two privacy-enhancing technologies within a federated, ensemble-based CKD detection framework.</w:t>
+      </w:r>
+    </w:p>
+    <w:p>
+      <w:pPr>
+        <w:jc w:val="both"/>
+      </w:pPr>
+      <w:r>
+        <w:rPr>
+          <w:rFonts w:ascii="Times New Roman" w:hAnsi="Times New Roman" w:eastAsia="Times New Roman"/>
+          <w:b w:val="0"/>
+          <w:i/>
+          <w:sz w:val="24"/>
+        </w:rPr>
+        <w:t>Keywords: Chronic Kidney Disease; Federated Learning; Explainable AI; SHAP; LIME; Differential Privacy; Homomorphic Encryption; XGBoost; Random Forest.</w:t>
+      </w:r>
+    </w:p>
+    <w:p>
+      <w:r>
+        <w:br w:type="page"/>
+      </w:r>
+    </w:p>
+    <w:p>
+      <w:pPr>
+        <w:pStyle w:val="Title"/>
+      </w:pPr>
+      <w:r>
+        <w:t>TABLE OF CONTENTS</w:t>
+      </w:r>
+    </w:p>
+    <w:p>
+      <w:r>
+        <w:fldChar w:fldCharType="begin"/>
+        <w:instrText xml:space="preserve">TOC \o "1-3" \h \z \u</w:instrText>
+        <w:fldChar w:fldCharType="separate"/>
+        <w:t>Table of contents will appear here -- right-click and choose "Update Field" (or press F9) after opening this document in Word.</w:t>
+        <w:fldChar w:fldCharType="end"/>
+      </w:r>
+    </w:p>
+    <w:p>
+      <w:r>
+        <w:br w:type="page"/>
+      </w:r>
+    </w:p>
+    <w:p>
+      <w:pPr>
+        <w:pStyle w:val="Title"/>
+      </w:pPr>
+      <w:r>
+        <w:t>LIST OF TABLES</w:t>
+      </w:r>
+    </w:p>
+    <w:p>
+      <w:pPr>
+        <w:spacing w:after="120"/>
+        <w:ind w:left="720" w:hanging="720"/>
+      </w:pPr>
+      <w:r>
+        <w:rPr>
+          <w:rFonts w:ascii="Times New Roman" w:hAnsi="Times New Roman" w:eastAsia="Times New Roman"/>
+          <w:b w:val="0"/>
+          <w:i w:val="0"/>
+          <w:sz w:val="24"/>
+        </w:rPr>
+        <w:t>Table 2.1</w:t>
+        <w:tab/>
+        <w:t>Research Gap</w:t>
+      </w:r>
+    </w:p>
+    <w:p>
+      <w:pPr>
+        <w:spacing w:after="120"/>
+        <w:ind w:left="720" w:hanging="720"/>
+      </w:pPr>
+      <w:r>
+        <w:rPr>
+          <w:rFonts w:ascii="Times New Roman" w:hAnsi="Times New Roman" w:eastAsia="Times New Roman"/>
+          <w:b w:val="0"/>
+          <w:i w:val="0"/>
+          <w:sz w:val="24"/>
+        </w:rPr>
+        <w:t>Table 3.1</w:t>
+        <w:tab/>
+        <w:t>Features of the CKD Dataset</w:t>
+      </w:r>
+    </w:p>
+    <w:p>
+      <w:pPr>
+        <w:spacing w:after="120"/>
+        <w:ind w:left="720" w:hanging="720"/>
+      </w:pPr>
+      <w:r>
+        <w:rPr>
+          <w:rFonts w:ascii="Times New Roman" w:hAnsi="Times New Roman" w:eastAsia="Times New Roman"/>
+          <w:b w:val="0"/>
+          <w:i w:val="0"/>
+          <w:sz w:val="24"/>
+        </w:rPr>
+        <w:t>Table 4.1</w:t>
+        <w:tab/>
+        <w:t>Centralised Baseline Performance</w:t>
+      </w:r>
+    </w:p>
+    <w:p>
+      <w:pPr>
+        <w:spacing w:after="120"/>
+        <w:ind w:left="720" w:hanging="720"/>
+      </w:pPr>
+      <w:r>
+        <w:rPr>
+          <w:rFonts w:ascii="Times New Roman" w:hAnsi="Times New Roman" w:eastAsia="Times New Roman"/>
+          <w:b w:val="0"/>
+          <w:i w:val="0"/>
+          <w:sz w:val="24"/>
+        </w:rPr>
+        <w:t>Table 4.2</w:t>
+        <w:tab/>
+        <w:t>Federated Learning Performance: Centralised vs Federated (10-seed mean ± SD)</w:t>
+      </w:r>
+    </w:p>
+    <w:p>
+      <w:pPr>
+        <w:spacing w:after="120"/>
+        <w:ind w:left="720" w:hanging="720"/>
+      </w:pPr>
+      <w:r>
+        <w:rPr>
+          <w:rFonts w:ascii="Times New Roman" w:hAnsi="Times New Roman" w:eastAsia="Times New Roman"/>
+          <w:b w:val="0"/>
+          <w:i w:val="0"/>
+          <w:sz w:val="24"/>
+        </w:rPr>
+        <w:t>Table 4.3</w:t>
+        <w:tab/>
+        <w:t>Federation Cost (Centralised Accuracy − Federated Accuracy)</w:t>
+      </w:r>
+    </w:p>
+    <w:p>
+      <w:pPr>
+        <w:spacing w:after="120"/>
+        <w:ind w:left="720" w:hanging="720"/>
+      </w:pPr>
+      <w:r>
+        <w:rPr>
+          <w:rFonts w:ascii="Times New Roman" w:hAnsi="Times New Roman" w:eastAsia="Times New Roman"/>
+          <w:b w:val="0"/>
+          <w:i w:val="0"/>
+          <w:sz w:val="24"/>
+        </w:rPr>
+        <w:t>Table 4.4</w:t>
+        <w:tab/>
+        <w:t>Global Feature Importance (Mean |SHAP Value|, XGBoost)</w:t>
+      </w:r>
+    </w:p>
+    <w:p>
+      <w:pPr>
+        <w:spacing w:after="120"/>
+        <w:ind w:left="720" w:hanging="720"/>
+      </w:pPr>
+      <w:r>
+        <w:rPr>
+          <w:rFonts w:ascii="Times New Roman" w:hAnsi="Times New Roman" w:eastAsia="Times New Roman"/>
+          <w:b w:val="0"/>
+          <w:i w:val="0"/>
+          <w:sz w:val="24"/>
+        </w:rPr>
+        <w:t>Table 4.5</w:t>
+        <w:tab/>
+        <w:t>LIME Fidelity and Stability, per Patient (XGBoost)</w:t>
+      </w:r>
+    </w:p>
+    <w:p>
+      <w:pPr>
+        <w:spacing w:after="120"/>
+        <w:ind w:left="720" w:hanging="720"/>
+      </w:pPr>
+      <w:r>
+        <w:rPr>
+          <w:rFonts w:ascii="Times New Roman" w:hAnsi="Times New Roman" w:eastAsia="Times New Roman"/>
+          <w:b w:val="0"/>
+          <w:i w:val="0"/>
+          <w:sz w:val="24"/>
+        </w:rPr>
+        <w:t>Table 4.6</w:t>
+        <w:tab/>
+        <w:t>Differential Privacy: Privacy-Utility Trade-off, Ensemble Track (10-seed mean ± SD)</w:t>
+      </w:r>
+    </w:p>
+    <w:p>
+      <w:pPr>
+        <w:spacing w:after="120"/>
+        <w:ind w:left="720" w:hanging="720"/>
+      </w:pPr>
+      <w:r>
+        <w:rPr>
+          <w:rFonts w:ascii="Times New Roman" w:hAnsi="Times New Roman" w:eastAsia="Times New Roman"/>
+          <w:b w:val="0"/>
+          <w:i w:val="0"/>
+          <w:sz w:val="24"/>
+        </w:rPr>
+        <w:t>Table 4.7</w:t>
+        <w:tab/>
+        <w:t>Homomorphic Encryption: Computational and Communication Overhead</w:t>
+      </w:r>
+    </w:p>
+    <w:p>
+      <w:pPr>
+        <w:spacing w:after="120"/>
+        <w:ind w:left="720" w:hanging="720"/>
+      </w:pPr>
+      <w:r>
+        <w:rPr>
+          <w:rFonts w:ascii="Times New Roman" w:hAnsi="Times New Roman" w:eastAsia="Times New Roman"/>
+          <w:b w:val="0"/>
+          <w:i w:val="0"/>
+          <w:sz w:val="24"/>
+        </w:rPr>
+        <w:t>Table 4.8</w:t>
+        <w:tab/>
+        <w:t>Summary of Evidence Against the Five Research Objectives</w:t>
+      </w:r>
+    </w:p>
+    <w:p>
+      <w:pPr>
+        <w:spacing w:after="120"/>
+        <w:ind w:left="720" w:hanging="720"/>
+      </w:pPr>
+      <w:r>
+        <w:rPr>
+          <w:rFonts w:ascii="Times New Roman" w:hAnsi="Times New Roman" w:eastAsia="Times New Roman"/>
+          <w:b w:val="0"/>
+          <w:i w:val="0"/>
+          <w:sz w:val="24"/>
+        </w:rPr>
+        <w:t>Table 5.1</w:t>
+        <w:tab/>
+        <w:t>Objectives and Principal Findings</w:t>
+      </w:r>
+    </w:p>
+    <w:p>
+      <w:r>
+        <w:br w:type="page"/>
+      </w:r>
+    </w:p>
+    <w:p>
+      <w:pPr>
+        <w:pStyle w:val="Title"/>
+      </w:pPr>
+      <w:r>
+        <w:t>LIST OF FIGURES</w:t>
+      </w:r>
+    </w:p>
+    <w:p>
+      <w:pPr>
+        <w:spacing w:after="120"/>
+        <w:ind w:left="720" w:hanging="720"/>
+      </w:pPr>
+      <w:r>
+        <w:rPr>
+          <w:rFonts w:ascii="Times New Roman" w:hAnsi="Times New Roman" w:eastAsia="Times New Roman"/>
+          <w:b w:val="0"/>
+          <w:i w:val="0"/>
+          <w:sz w:val="24"/>
+        </w:rPr>
+        <w:t>Figure 3.1</w:t>
+        <w:tab/>
+        <w:t>Architecture of the Proposed Federated, Explainable, and Privacy-Preserving Framework for Early CKD Detection</w:t>
+      </w:r>
+    </w:p>
+    <w:p>
+      <w:pPr>
+        <w:spacing w:after="120"/>
+        <w:ind w:left="720" w:hanging="720"/>
+      </w:pPr>
+      <w:r>
+        <w:rPr>
+          <w:rFonts w:ascii="Times New Roman" w:hAnsi="Times New Roman" w:eastAsia="Times New Roman"/>
+          <w:b w:val="0"/>
+          <w:i w:val="0"/>
+          <w:sz w:val="24"/>
+        </w:rPr>
+        <w:t>Figure 4.1</w:t>
+        <w:tab/>
+        <w:t>FedAvg Logistic Regression Convergence Over Twenty Communication Rounds</w:t>
+      </w:r>
+    </w:p>
+    <w:p>
+      <w:pPr>
+        <w:spacing w:after="120"/>
+        <w:ind w:left="720" w:hanging="720"/>
+      </w:pPr>
+      <w:r>
+        <w:rPr>
+          <w:rFonts w:ascii="Times New Roman" w:hAnsi="Times New Roman" w:eastAsia="Times New Roman"/>
+          <w:b w:val="0"/>
+          <w:i w:val="0"/>
+          <w:sz w:val="24"/>
+        </w:rPr>
+        <w:t>Figure 4.2</w:t>
+        <w:tab/>
+        <w:t>SHAP Summary (Beeswarm) Plot for the XGBoost Model</w:t>
+      </w:r>
+    </w:p>
+    <w:p>
+      <w:pPr>
+        <w:spacing w:after="120"/>
+        <w:ind w:left="720" w:hanging="720"/>
+      </w:pPr>
+      <w:r>
+        <w:rPr>
+          <w:rFonts w:ascii="Times New Roman" w:hAnsi="Times New Roman" w:eastAsia="Times New Roman"/>
+          <w:b w:val="0"/>
+          <w:i w:val="0"/>
+          <w:sz w:val="24"/>
+        </w:rPr>
+        <w:t>Figure 4.3</w:t>
+        <w:tab/>
+        <w:t>Global Feature Importance for the XGBoost Model</w:t>
+      </w:r>
+    </w:p>
+    <w:p>
+      <w:pPr>
+        <w:spacing w:after="120"/>
+        <w:ind w:left="720" w:hanging="720"/>
+      </w:pPr>
+      <w:r>
+        <w:rPr>
+          <w:rFonts w:ascii="Times New Roman" w:hAnsi="Times New Roman" w:eastAsia="Times New Roman"/>
+          <w:b w:val="0"/>
+          <w:i w:val="0"/>
+          <w:sz w:val="24"/>
+        </w:rPr>
+        <w:t>Figure 4.4</w:t>
+        <w:tab/>
+        <w:t>LIME Local Explanation, Patient Predicted Not to Have CKD</w:t>
+      </w:r>
+    </w:p>
+    <w:p>
+      <w:pPr>
+        <w:spacing w:after="120"/>
+        <w:ind w:left="720" w:hanging="720"/>
+      </w:pPr>
+      <w:r>
+        <w:rPr>
+          <w:rFonts w:ascii="Times New Roman" w:hAnsi="Times New Roman" w:eastAsia="Times New Roman"/>
+          <w:b w:val="0"/>
+          <w:i w:val="0"/>
+          <w:sz w:val="24"/>
+        </w:rPr>
+        <w:t>Figure 4.5</w:t>
+        <w:tab/>
+        <w:t>LIME Local Explanation, Patient Predicted to Have CKD</w:t>
+      </w:r>
+    </w:p>
+    <w:p>
+      <w:pPr>
+        <w:spacing w:after="120"/>
+        <w:ind w:left="720" w:hanging="720"/>
+      </w:pPr>
+      <w:r>
+        <w:rPr>
+          <w:rFonts w:ascii="Times New Roman" w:hAnsi="Times New Roman" w:eastAsia="Times New Roman"/>
+          <w:b w:val="0"/>
+          <w:i w:val="0"/>
+          <w:sz w:val="24"/>
+        </w:rPr>
+        <w:t>Figure 4.6</w:t>
+        <w:tab/>
+        <w:t>Privacy-Utility Trade-off Under Differential Privacy</w:t>
+      </w:r>
+    </w:p>
+    <w:p>
+      <w:pPr>
+        <w:spacing w:after="120"/>
+        <w:ind w:left="720" w:hanging="720"/>
+      </w:pPr>
+      <w:r>
+        <w:rPr>
+          <w:rFonts w:ascii="Times New Roman" w:hAnsi="Times New Roman" w:eastAsia="Times New Roman"/>
+          <w:b w:val="0"/>
+          <w:i w:val="0"/>
+          <w:sz w:val="24"/>
+        </w:rPr>
+        <w:t>Figure 4.7</w:t>
+        <w:tab/>
+        <w:t>Plaintext versus Homomorphically Encrypted FedAvg Logistic Regression</w:t>
+      </w:r>
+    </w:p>
+    <w:p>
+      <w:pPr>
+        <w:spacing w:after="120"/>
+        <w:ind w:left="720" w:hanging="720"/>
+      </w:pPr>
+      <w:r>
+        <w:rPr>
+          <w:rFonts w:ascii="Times New Roman" w:hAnsi="Times New Roman" w:eastAsia="Times New Roman"/>
+          <w:b w:val="0"/>
+          <w:i w:val="0"/>
+          <w:sz w:val="24"/>
+        </w:rPr>
+        <w:t>Figure 4.8</w:t>
+        <w:tab/>
+        <w:t>Message Size per Client Update, Plaintext versus CKKS-Encrypted</w:t>
+      </w:r>
+    </w:p>
+    <w:p>
+      <w:pPr>
+        <w:spacing w:after="120"/>
+        <w:ind w:left="720" w:hanging="720"/>
+      </w:pPr>
+      <w:r>
+        <w:rPr>
+          <w:rFonts w:ascii="Times New Roman" w:hAnsi="Times New Roman" w:eastAsia="Times New Roman"/>
+          <w:b w:val="0"/>
+          <w:i w:val="0"/>
+          <w:sz w:val="24"/>
+        </w:rPr>
+        <w:t>Figure 4.9</w:t>
+        <w:tab/>
+        <w:t>The Objective 5 Payoff: Privacy-Utility-Efficiency Trade-off</w:t>
+      </w:r>
+    </w:p>
+    <w:p>
+      <w:r>
+        <w:br w:type="page"/>
+      </w:r>
+    </w:p>
     <w:p>
       <w:pPr>
         <w:pStyle w:val="Title"/>
@@ -2447,7 +3016,7 @@
           <w:szCs w:val="24"/>
           <w:rtl w:val="0"/>
         </w:rPr>
-        <w:t xml:space="preserve">The choice of these methods for the present study is well founded in the literature. Tree-based ensemble models are interpretable relative to other high-performing approaches, robust against overfitting and outliers, able to handle mixed data types, and do not require feature scaling (Wang et al., 2023). Critically, a growing body of evidence indicates that on tabular data of the kind found in Electronic Health Records, ensemble methods such as Random Forest and gradient boosting can match or outperform far more complex deep-learning models, which typically require much larger datasets to converge and greater computational resources (Khan et al., 2025). This combination of strong performance on tabular clinical data, resilience, and relative efficiency is what makes XGBoost and Random Forest especially appropriate for CKD prediction in the resource-constrained, privacy-sensitive environment that this study addresses.</w:t>
+        <w:t>The choice of these methods for the present study is well founded in the literature. Tree-based ensemble models are interpretable relative to other high-performing approaches, robust against overfitting and outliers, able to handle mixed data types, and do not require feature scaling (Breiman, 2001; Chen and Guestrin, 2016). Critically, a growing body of evidence indicates that on tabular data of the kind found in Electronic Health Records, ensemble methods such as Random Forest and gradient boosting can match or outperform far more complex deep-learning models, which typically require much larger datasets to converge and greater computational resources (Grinsztajn, Oyallon and Varoquaux, 2022). This combination of strong performance on tabular clinical data, resilience, and relative efficiency is what makes XGBoost and Random Forest especially appropriate for CKD prediction in the resource-constrained, privacy-sensitive environment that this study addresses.</w:t>
       </w:r>
     </w:p>
     <w:p>
@@ -2494,7 +3063,7 @@
           <w:szCs w:val="24"/>
           <w:rtl w:val="0"/>
         </w:rPr>
-        <w:t xml:space="preserve">The healthcare sector has emerged as one of the most active and promising domains for the application of machine learning. The continual growth of digital health data, combined with advances in learning algorithms, has enabled systems that support clinicians in tasks ranging from diagnosis to treatment planning, and a substantial body of work now reports diagnostic accuracies competitive with, and in some narrow tasks exceeding, those of human experts (Khan et al., 2025). Some of the principal areas in which machine learning has been applied in healthcare are outlined below.</w:t>
+        <w:t>The healthcare sector has emerged as one of the most active and promising domains for the application of machine learning. The continual growth of digital health data, combined with advances in learning algorithms, has enabled systems that support clinicians in tasks ranging from diagnosis to treatment planning, and a substantial body of work now reports diagnostic accuracies competitive with, and in some narrow tasks exceeding, those of human experts. Some of the principal areas in which machine learning has been applied in healthcare are outlined below.</w:t>
       </w:r>
     </w:p>
     <w:p>
@@ -2514,7 +3083,7 @@
           <w:szCs w:val="24"/>
           <w:rtl w:val="0"/>
         </w:rPr>
-        <w:t xml:space="preserve">The most prominent application is in </w:t>
+        <w:t>The most prominent application is in diagnosis and disease identification, where models trained on clinical, laboratory, or imaging data assist in detecting conditions that are difficult to identify in their early stages, including various cancers, diabetes, liver and kidney disease, and cardiovascular conditions. Closely related is medical imaging analysis, in which computer-vision techniques interpret radiological images such as mammograms, CT scans, and dermatological photographs to flag abnormalities for clinical review. Machine learning also supports drug discovery, accelerating the identification of candidate compounds and personalised drug combinations; personalised treatment, in which a patient's history is analysed to recommend tailored therapy; and health-records management, where techniques such as optical character recognition and natural-language processing help structure and organise the large volumes of unstructured clinical text held in Electronic Health Records (Sermo, 2026). Beyond the clinic, machine learning increasingly underpins remote monitoring through wearable devices and the Internet of Medical Things, enabling continuous, real-time assessment of patients outside hospital settings (NCBI, 2025).</w:t>
       </w:r>
       <w:r>
         <w:rPr>
@@ -2525,16 +3094,14 @@
           <w:szCs w:val="24"/>
           <w:rtl w:val="0"/>
         </w:rPr>
-        <w:t xml:space="preserve">diagnosis and disease identification</w:t>
-      </w:r>
-      <w:r>
-        <w:rPr>
-          <w:rFonts w:ascii="Times New Roman" w:cs="Times New Roman" w:eastAsia="Times New Roman" w:hAnsi="Times New Roman"/>
-          <w:sz w:val="24"/>
-          <w:szCs w:val="24"/>
-          <w:rtl w:val="0"/>
-        </w:rPr>
-        <w:t xml:space="preserve">, where models trained on clinical, laboratory, or imaging data assist in detecting conditions that are difficult to identify in their early stages, including various cancers, diabetes, liver and kidney disease, and cardiovascular conditions (Khan et al., 2025). Closely related is </w:t>
+      </w:r>
+      <w:r>
+        <w:rPr>
+          <w:rFonts w:ascii="Times New Roman" w:cs="Times New Roman" w:eastAsia="Times New Roman" w:hAnsi="Times New Roman"/>
+          <w:sz w:val="24"/>
+          <w:szCs w:val="24"/>
+          <w:rtl w:val="0"/>
+        </w:rPr>
       </w:r>
       <w:r>
         <w:rPr>
@@ -2545,16 +3112,14 @@
           <w:szCs w:val="24"/>
           <w:rtl w:val="0"/>
         </w:rPr>
-        <w:t xml:space="preserve">medical imaging analysis</w:t>
-      </w:r>
-      <w:r>
-        <w:rPr>
-          <w:rFonts w:ascii="Times New Roman" w:cs="Times New Roman" w:eastAsia="Times New Roman" w:hAnsi="Times New Roman"/>
-          <w:sz w:val="24"/>
-          <w:szCs w:val="24"/>
-          <w:rtl w:val="0"/>
-        </w:rPr>
-        <w:t xml:space="preserve">, in which computer-vision techniques interpret radiological images such as mammograms, CT scans, and dermatological photographs to flag abnormalities for clinical review. Machine learning also supports </w:t>
+      </w:r>
+      <w:r>
+        <w:rPr>
+          <w:rFonts w:ascii="Times New Roman" w:cs="Times New Roman" w:eastAsia="Times New Roman" w:hAnsi="Times New Roman"/>
+          <w:sz w:val="24"/>
+          <w:szCs w:val="24"/>
+          <w:rtl w:val="0"/>
+        </w:rPr>
       </w:r>
       <w:r>
         <w:rPr>
@@ -2565,16 +3130,14 @@
           <w:szCs w:val="24"/>
           <w:rtl w:val="0"/>
         </w:rPr>
-        <w:t xml:space="preserve">drug discovery</w:t>
-      </w:r>
-      <w:r>
-        <w:rPr>
-          <w:rFonts w:ascii="Times New Roman" w:cs="Times New Roman" w:eastAsia="Times New Roman" w:hAnsi="Times New Roman"/>
-          <w:sz w:val="24"/>
-          <w:szCs w:val="24"/>
-          <w:rtl w:val="0"/>
-        </w:rPr>
-        <w:t xml:space="preserve">, accelerating the identification of candidate compounds and personalised drug combinations; </w:t>
+      </w:r>
+      <w:r>
+        <w:rPr>
+          <w:rFonts w:ascii="Times New Roman" w:cs="Times New Roman" w:eastAsia="Times New Roman" w:hAnsi="Times New Roman"/>
+          <w:sz w:val="24"/>
+          <w:szCs w:val="24"/>
+          <w:rtl w:val="0"/>
+        </w:rPr>
       </w:r>
       <w:r>
         <w:rPr>
@@ -2585,16 +3148,14 @@
           <w:szCs w:val="24"/>
           <w:rtl w:val="0"/>
         </w:rPr>
-        <w:t xml:space="preserve">personalised treatment</w:t>
-      </w:r>
-      <w:r>
-        <w:rPr>
-          <w:rFonts w:ascii="Times New Roman" w:cs="Times New Roman" w:eastAsia="Times New Roman" w:hAnsi="Times New Roman"/>
-          <w:sz w:val="24"/>
-          <w:szCs w:val="24"/>
-          <w:rtl w:val="0"/>
-        </w:rPr>
-        <w:t xml:space="preserve">, in which a patient's history is analysed to recommend tailored therapy; and </w:t>
+      </w:r>
+      <w:r>
+        <w:rPr>
+          <w:rFonts w:ascii="Times New Roman" w:cs="Times New Roman" w:eastAsia="Times New Roman" w:hAnsi="Times New Roman"/>
+          <w:sz w:val="24"/>
+          <w:szCs w:val="24"/>
+          <w:rtl w:val="0"/>
+        </w:rPr>
       </w:r>
       <w:r>
         <w:rPr>
@@ -2605,16 +3166,14 @@
           <w:szCs w:val="24"/>
           <w:rtl w:val="0"/>
         </w:rPr>
-        <w:t xml:space="preserve">health-records management</w:t>
-      </w:r>
-      <w:r>
-        <w:rPr>
-          <w:rFonts w:ascii="Times New Roman" w:cs="Times New Roman" w:eastAsia="Times New Roman" w:hAnsi="Times New Roman"/>
-          <w:sz w:val="24"/>
-          <w:szCs w:val="24"/>
-          <w:rtl w:val="0"/>
-        </w:rPr>
-        <w:t xml:space="preserve">, where techniques such as optical character recognition and natural-language processing help structure and organise the large volumes of unstructured clinical text held in Electronic Health Records (Sermo, 2026). Beyond the clinic, machine learning increasingly underpins </w:t>
+      </w:r>
+      <w:r>
+        <w:rPr>
+          <w:rFonts w:ascii="Times New Roman" w:cs="Times New Roman" w:eastAsia="Times New Roman" w:hAnsi="Times New Roman"/>
+          <w:sz w:val="24"/>
+          <w:szCs w:val="24"/>
+          <w:rtl w:val="0"/>
+        </w:rPr>
       </w:r>
       <w:r>
         <w:rPr>
@@ -2625,16 +3184,14 @@
           <w:szCs w:val="24"/>
           <w:rtl w:val="0"/>
         </w:rPr>
-        <w:t xml:space="preserve">remote monitoring</w:t>
-      </w:r>
-      <w:r>
-        <w:rPr>
-          <w:rFonts w:ascii="Times New Roman" w:cs="Times New Roman" w:eastAsia="Times New Roman" w:hAnsi="Times New Roman"/>
-          <w:sz w:val="24"/>
-          <w:szCs w:val="24"/>
-          <w:rtl w:val="0"/>
-        </w:rPr>
-        <w:t xml:space="preserve"> through wearable devices and the Internet of Medical Things, enabling continuous, real-time assessment of patients outside hospital settings (NCBI, 2025).</w:t>
+      </w:r>
+      <w:r>
+        <w:rPr>
+          <w:rFonts w:ascii="Times New Roman" w:cs="Times New Roman" w:eastAsia="Times New Roman" w:hAnsi="Times New Roman"/>
+          <w:sz w:val="24"/>
+          <w:szCs w:val="24"/>
+          <w:rtl w:val="0"/>
+        </w:rPr>
       </w:r>
     </w:p>
     <w:p>
@@ -2952,7 +3509,7 @@
           <w:szCs w:val="24"/>
           <w:rtl w:val="0"/>
         </w:rPr>
-        <w:t xml:space="preserve">In the standard formulation, a federated learning system comprises three components: a number of participating </w:t>
+        <w:t>In the standard formulation, a federated learning system comprises three components: a number of participating clients, each representing an institution or data holder such as a hospital; a central aggregation server that coordinates the process; and the communication protocols through which model parameters are securely exchanged (Rauniyar et al., 2024). The collective of clients together with the server is referred to as the federation. This architecture allows institutions to collaborate on building a model while retaining full sovereignty over their own data and remaining compliant with privacy regulation.</w:t>
       </w:r>
       <w:r>
         <w:rPr>
@@ -2963,16 +3520,14 @@
           <w:szCs w:val="24"/>
           <w:rtl w:val="0"/>
         </w:rPr>
-        <w:t xml:space="preserve">clients</w:t>
-      </w:r>
-      <w:r>
-        <w:rPr>
-          <w:rFonts w:ascii="Times New Roman" w:cs="Times New Roman" w:eastAsia="Times New Roman" w:hAnsi="Times New Roman"/>
-          <w:sz w:val="24"/>
-          <w:szCs w:val="24"/>
-          <w:rtl w:val="0"/>
-        </w:rPr>
-        <w:t xml:space="preserve">, each representing an institution or data holder such as a hospital; a central </w:t>
+      </w:r>
+      <w:r>
+        <w:rPr>
+          <w:rFonts w:ascii="Times New Roman" w:cs="Times New Roman" w:eastAsia="Times New Roman" w:hAnsi="Times New Roman"/>
+          <w:sz w:val="24"/>
+          <w:szCs w:val="24"/>
+          <w:rtl w:val="0"/>
+        </w:rPr>
       </w:r>
       <w:r>
         <w:rPr>
@@ -2983,16 +3538,14 @@
           <w:szCs w:val="24"/>
           <w:rtl w:val="0"/>
         </w:rPr>
-        <w:t xml:space="preserve">aggregation server</w:t>
-      </w:r>
-      <w:r>
-        <w:rPr>
-          <w:rFonts w:ascii="Times New Roman" w:cs="Times New Roman" w:eastAsia="Times New Roman" w:hAnsi="Times New Roman"/>
-          <w:sz w:val="24"/>
-          <w:szCs w:val="24"/>
-          <w:rtl w:val="0"/>
-        </w:rPr>
-        <w:t xml:space="preserve"> that coordinates the process; and the </w:t>
+      </w:r>
+      <w:r>
+        <w:rPr>
+          <w:rFonts w:ascii="Times New Roman" w:cs="Times New Roman" w:eastAsia="Times New Roman" w:hAnsi="Times New Roman"/>
+          <w:sz w:val="24"/>
+          <w:szCs w:val="24"/>
+          <w:rtl w:val="0"/>
+        </w:rPr>
       </w:r>
       <w:r>
         <w:rPr>
@@ -3003,16 +3556,14 @@
           <w:szCs w:val="24"/>
           <w:rtl w:val="0"/>
         </w:rPr>
-        <w:t xml:space="preserve">communication protocols</w:t>
-      </w:r>
-      <w:r>
-        <w:rPr>
-          <w:rFonts w:ascii="Times New Roman" w:cs="Times New Roman" w:eastAsia="Times New Roman" w:hAnsi="Times New Roman"/>
-          <w:sz w:val="24"/>
-          <w:szCs w:val="24"/>
-          <w:rtl w:val="0"/>
-        </w:rPr>
-        <w:t xml:space="preserve"> through which model parameters are securely exchanged (Wang et al., 2026). The collective of clients together with the server is referred to as the federation. This architecture allows institutions to collaborate on building a model while retaining full sovereignty over their own data and remaining compliant with privacy regulation.</w:t>
+      </w:r>
+      <w:r>
+        <w:rPr>
+          <w:rFonts w:ascii="Times New Roman" w:cs="Times New Roman" w:eastAsia="Times New Roman" w:hAnsi="Times New Roman"/>
+          <w:sz w:val="24"/>
+          <w:szCs w:val="24"/>
+          <w:rtl w:val="0"/>
+        </w:rPr>
       </w:r>
     </w:p>
     <w:p>
@@ -3079,7 +3630,7 @@
           <w:szCs w:val="24"/>
           <w:rtl w:val="0"/>
         </w:rPr>
-        <w:t xml:space="preserve">The foundational and most widely used aggregation algorithm in federated learning is Federated Averaging (FedAvg), introduced in the original work of McMahan et al. (2017). In FedAvg, each client trains the global model on its local data for several epochs using stochastic gradient descent, and then transmits the resulting parameters to the central server. The server combines these contributions by computing a weighted average, where each client's contribution is weighted in proportion to the size of its local dataset, to produce the updated global model (Wang et al., 2026). Formally, the global model parameters at round </w:t>
+        <w:t>The foundational and most widely used aggregation algorithm in federated learning is Federated Averaging (FedAvg), introduced in the original work of McMahan et al. (2017). In FedAvg, each client trains the global model on its local data for several epochs using stochastic gradient descent, and then transmits the resulting parameters to the central server. The server combines these contributions by computing a weighted average, where each client's contribution is weighted in proportion to the size of its local dataset, to produce the updated global model. Formally, the global model parameters at round t + 1 are obtained as:</w:t>
       </w:r>
       <w:r>
         <w:rPr>
@@ -3090,16 +3641,14 @@
           <w:szCs w:val="24"/>
           <w:rtl w:val="0"/>
         </w:rPr>
-        <w:t xml:space="preserve">t</w:t>
-      </w:r>
-      <w:r>
-        <w:rPr>
-          <w:rFonts w:ascii="Times New Roman" w:cs="Times New Roman" w:eastAsia="Times New Roman" w:hAnsi="Times New Roman"/>
-          <w:sz w:val="24"/>
-          <w:szCs w:val="24"/>
-          <w:rtl w:val="0"/>
-        </w:rPr>
-        <w:t xml:space="preserve"> + 1 are obtained as:</w:t>
+      </w:r>
+      <w:r>
+        <w:rPr>
+          <w:rFonts w:ascii="Times New Roman" w:cs="Times New Roman" w:eastAsia="Times New Roman" w:hAnsi="Times New Roman"/>
+          <w:sz w:val="24"/>
+          <w:szCs w:val="24"/>
+          <w:rtl w:val="0"/>
+        </w:rPr>
       </w:r>
     </w:p>
     <w:p>
@@ -3159,6 +3708,19 @@
     </w:p>
     <w:p>
       <w:pPr>
+        <w:jc w:val="center"/>
+      </w:pPr>
+      <w:r>
+        <w:rPr>
+          <w:rFonts w:ascii="Times New Roman" w:hAnsi="Times New Roman" w:eastAsia="Times New Roman"/>
+          <w:b w:val="0"/>
+          <w:sz w:val="24"/>
+        </w:rPr>
+        <w:t>Equation 2.1: The Federated Averaging (FedAvg) update rule (McMahan et al., 2017).</w:t>
+      </w:r>
+    </w:p>
+    <w:p>
+      <w:pPr>
         <w:spacing w:after="240" w:before="240" w:line="360" w:lineRule="auto"/>
         <w:jc w:val="both"/>
         <w:rPr>
@@ -3421,7 +3983,7 @@
           <w:szCs w:val="24"/>
           <w:rtl w:val="0"/>
         </w:rPr>
-        <w:t xml:space="preserve">This benefit is tempered, however, by a central technical challenge: the problem of </w:t>
+        <w:t>This benefit is tempered, however, by a central technical challenge: the problem of non-IID data. The FedAvg algorithm implicitly assumes that the data held by different clients is independently and identically distributed, that is, drawn from a similar underlying distribution (Antunes et al., 2022). In real healthcare settings this assumption rarely holds. Different hospitals serve different patient demographics and follow different clinical and data-recording practices, so that each client's data follows a distinct distribution (Antunes et al., 2022). This statistical heterogeneity can slow convergence and degrade the performance of the global model if it is not explicitly accounted for, and addressing it is an active area of research and a recognised limitation that any federated healthcare study must confront. The present study therefore examines model behaviour under both homogeneous and heterogeneous (non-IID) partitions of the data, in order to assess the robustness of the federated approach under realistic conditions.</w:t>
       </w:r>
       <w:r>
         <w:rPr>
@@ -3432,16 +3994,14 @@
           <w:szCs w:val="24"/>
           <w:rtl w:val="0"/>
         </w:rPr>
-        <w:t xml:space="preserve">non-IID data</w:t>
-      </w:r>
-      <w:r>
-        <w:rPr>
-          <w:rFonts w:ascii="Times New Roman" w:cs="Times New Roman" w:eastAsia="Times New Roman" w:hAnsi="Times New Roman"/>
-          <w:sz w:val="24"/>
-          <w:szCs w:val="24"/>
-          <w:rtl w:val="0"/>
-        </w:rPr>
-        <w:t xml:space="preserve">. The FedAvg algorithm implicitly assumes that the data held by different clients is independently and identically distributed, that is, drawn from a similar underlying distribution (Wang et al., 2026). In real healthcare settings this assumption rarely holds. Different hospitals serve different patient demographics and follow different clinical and data-recording practices, so that each client's data follows a distinct distribution (Antunes et al., 2022). This statistical heterogeneity can slow convergence and degrade the performance of the global model if it is not explicitly accounted for, and addressing it is an active area of research and a recognised limitation that any federated healthcare study must confront. The present study therefore examines model behaviour under both homogeneous and heterogeneous (non-IID) partitions of the data, in order to assess the robustness of the federated approach under realistic conditions.</w:t>
+      </w:r>
+      <w:r>
+        <w:rPr>
+          <w:rFonts w:ascii="Times New Roman" w:cs="Times New Roman" w:eastAsia="Times New Roman" w:hAnsi="Times New Roman"/>
+          <w:sz w:val="24"/>
+          <w:szCs w:val="24"/>
+          <w:rtl w:val="0"/>
+        </w:rPr>
       </w:r>
     </w:p>
     <w:p>
@@ -3749,7 +4309,7 @@
           <w:szCs w:val="24"/>
           <w:rtl w:val="0"/>
         </w:rPr>
-        <w:t xml:space="preserve">The application of XAI to Chronic Kidney Disease prediction has grown rapidly, and SHAP and LIME have become the dominant tools in this work. A consistent and clinically encouraging finding across these studies is that the features the models rely upon align closely with established medical knowledge. SHAP analyses of CKD models have repeatedly identified haemoglobin, albumin, serum creatinine, and the estimated glomerular filtration rate among the most influential predictors, which are precisely the biomarkers clinicians use to assess kidney function (Ahmed et al., 2024). Studies combining XGBoost or Random Forest with SHAP and LIME report that the addition of these explanation methods improves the interpretability of otherwise opaque models and helps physicians understand the reasoning behind each prediction, thereby supporting trust and clinical uptake (Ahmed et al., 2024; Ghosh and Khandoker, 2024). This body of work establishes that interpretable, accurate CKD prediction is achievable on centralised data. What remains comparatively unexplored, and what this study addresses, is the integration of these explanation methods into a federated setting, so that the transparency they provide can be obtained without compromising the privacy of the underlying patient data.</w:t>
+        <w:t>The application of XAI to Chronic Kidney Disease prediction has grown rapidly, and SHAP and LIME have become the dominant tools in this work. A consistent and clinically encouraging finding across these studies is that the features the models rely upon align closely with established medical knowledge. SHAP analyses of CKD models have repeatedly identified serum creatinine, haemoglobin, and specific gravity among the most influential predictors, precisely the biomarkers clinicians use to assess kidney function (Ghosh and Khandoker, 2024; Chouit et al., 2026). Studies combining XGBoost or Random Forest with SHAP and LIME report that the addition of these explanation methods improves the interpretability of otherwise opaque models and helps physicians understand the reasoning behind each prediction, thereby supporting trust and clinical uptake (Ghosh and Khandoker, 2024). This body of work establishes that interpretable, accurate CKD prediction is achievable on centralised data. What remains comparatively unexplored, and what this study addresses, is the integration of these explanation methods into a federated setting, so that the transparency they provide can be obtained without compromising the privacy of the underlying patient data.</w:t>
       </w:r>
     </w:p>
     <w:p>
@@ -4776,16 +5336,15 @@
           <w:szCs w:val="24"/>
           <w:rtl w:val="0"/>
         </w:rPr>
-        <w:t xml:space="preserve">Suje (2024)</w:t>
-      </w:r>
-      <w:r>
-        <w:rPr>
-          <w:rFonts w:ascii="Times New Roman" w:cs="Times New Roman" w:eastAsia="Times New Roman" w:hAnsi="Times New Roman"/>
-          <w:sz w:val="24"/>
-          <w:szCs w:val="24"/>
-          <w:rtl w:val="0"/>
-        </w:rPr>
-        <w:t xml:space="preserve"> in "Chronic Kidney Disease Prediction Using Federated Learning," published via the IEEE proceedings, applied the federated paradigm to CKD prediction across distributed clients, training local models on partitioned data and aggregating them into a global model without centralising patient records. The work confirms the feasibility of privacy-preserving CKD prediction, but, in common with much of the federated literature, it focuses on predictive performance and privacy without addressing the transparency of the resulting model.</w:t>
+        <w:t>Suje et al. (2024) in "Chronic Kidney Disease Prediction Using Federated Learning," published in the International Journal of Scientific Research and Engineering Trends, applied the federated paradigm to CKD prediction across distributed clients, training local models on partitioned data and aggregating them into a global model without centralising patient records. The work confirms the feasibility of privacy-preserving CKD prediction, but, in common with much of the federated literature, it focuses on predictive performance and privacy without addressing the transparency of the resulting model.</w:t>
+      </w:r>
+      <w:r>
+        <w:rPr>
+          <w:rFonts w:ascii="Times New Roman" w:cs="Times New Roman" w:eastAsia="Times New Roman" w:hAnsi="Times New Roman"/>
+          <w:sz w:val="24"/>
+          <w:szCs w:val="24"/>
+          <w:rtl w:val="0"/>
+        </w:rPr>
       </w:r>
     </w:p>
     <w:p>
@@ -5086,16 +5645,15 @@
           <w:szCs w:val="24"/>
           <w:rtl w:val="0"/>
         </w:rPr>
-        <w:t xml:space="preserve">Author et al. (2026)</w:t>
-      </w:r>
-      <w:r>
-        <w:rPr>
-          <w:rFonts w:ascii="Times New Roman" w:cs="Times New Roman" w:eastAsia="Times New Roman" w:hAnsi="Times New Roman"/>
-          <w:sz w:val="24"/>
-          <w:szCs w:val="24"/>
-          <w:rtl w:val="0"/>
-        </w:rPr>
-        <w:t xml:space="preserve">, in "An explainable federated blockchain framework with privacy-preserving AI optimization for securing healthcare data," published in </w:t>
+        <w:t>Bhardwaj and Sumangali (2025), in "An explainable federated blockchain framework with privacy-preserving AI optimization for securing healthcare data," published in Scientific Reports, proposed the Privacy-Preserving Federated Blockchain Explainable AI Optimization (PPFBXAIO) framework, which combines blockchain-based traceability, federated learning, explainable AI, and an optimisation method that secures model weight updates using both homomorphic encryption and differential privacy. The framework directly targets the clinical demand for transparent yet private AI; its emphasis, however, is on the general security architecture for healthcare data across nodes rather than on the early detection of a specific condition such as CKD, and the additional blockchain layer introduces overhead beyond the scope of the present study. It should be noted that, at the time of writing, the publisher has attached an editorial expression of concern to this article, with an investigation into its contents ongoing; it is cited here for the architectural approach it describes, and this caveat is recorded in the interest of transparency.</w:t>
+      </w:r>
+      <w:r>
+        <w:rPr>
+          <w:rFonts w:ascii="Times New Roman" w:cs="Times New Roman" w:eastAsia="Times New Roman" w:hAnsi="Times New Roman"/>
+          <w:sz w:val="24"/>
+          <w:szCs w:val="24"/>
+          <w:rtl w:val="0"/>
+        </w:rPr>
       </w:r>
       <w:r>
         <w:rPr>
@@ -5106,16 +5664,14 @@
           <w:szCs w:val="24"/>
           <w:rtl w:val="0"/>
         </w:rPr>
-        <w:t xml:space="preserve">Scientific Reports</w:t>
-      </w:r>
-      <w:r>
-        <w:rPr>
-          <w:rFonts w:ascii="Times New Roman" w:cs="Times New Roman" w:eastAsia="Times New Roman" w:hAnsi="Times New Roman"/>
-          <w:sz w:val="24"/>
-          <w:szCs w:val="24"/>
-          <w:rtl w:val="0"/>
-        </w:rPr>
-        <w:t xml:space="preserve">, proposed the Privacy-Preserving Federated Blockchain Explainable AI Optimization (PPFBXAIO) framework, which combines blockchain-based traceability, federated learning, explainable AI, and an optimisation method that secures model weight updates using both homomorphic encryption and differential privacy. The framework directly targets the clinical demand for transparent yet private AI; its emphasis, however, is on the general security architecture for healthcare data across nodes rather than on the early detection of a specific condition such as CKD, and the additional blockchain layer introduces overhead beyond the scope of the present study.</w:t>
+      </w:r>
+      <w:r>
+        <w:rPr>
+          <w:rFonts w:ascii="Times New Roman" w:cs="Times New Roman" w:eastAsia="Times New Roman" w:hAnsi="Times New Roman"/>
+          <w:sz w:val="24"/>
+          <w:szCs w:val="24"/>
+          <w:rtl w:val="0"/>
+        </w:rPr>
       </w:r>
     </w:p>
     <w:p>
@@ -6769,7 +7325,7 @@
               <w:rPr>
                 <w:rtl w:val="0"/>
               </w:rPr>
-              <w:t xml:space="preserve">Suje (2024)</w:t>
+              <w:t>Suje et al. (2024)</w:t>
             </w:r>
           </w:p>
         </w:tc>
@@ -7324,13 +7880,12 @@
                 <w:iCs w:val="1"/>
                 <w:rtl w:val="0"/>
               </w:rPr>
-              <w:t xml:space="preserve">(author to confirm)</w:t>
-            </w:r>
-            <w:r>
-              <w:rPr>
-                <w:rtl w:val="0"/>
-              </w:rPr>
-              <w:t xml:space="preserve"> (2026)</w:t>
+              <w:t>Bhardwaj and Sumangali (2025)</w:t>
+            </w:r>
+            <w:r>
+              <w:rPr>
+                <w:rtl w:val="0"/>
+              </w:rPr>
             </w:r>
           </w:p>
         </w:tc>
@@ -13747,7 +14302,7 @@
           <w:szCs w:val="24"/>
           <w:rtl w:val="0"/>
         </w:rPr>
-        <w:t xml:space="preserve">Figure 3.1 The FedAvg equation image</w:t>
+        <w:t>Equation 2.1 (reproduced): The Federated Averaging (FedAvg) update rule, as applied to the server's aggregation step in this study.</w:t>
       </w:r>
     </w:p>
     <w:p>
@@ -19285,7 +19840,7 @@
           <w:b w:val="0"/>
           <w:sz w:val="24"/>
         </w:rPr>
-        <w:t>This pattern directly satisfies the validation criterion set out in Section 3.6.1: the features the model has learned to rely upon most heavily, and the direction in which each influences its predictions, correspond to recognised CKD biomarkers rather than to spurious correlations. It also corroborates the explainable-AI literature reviewed in Section 2.6.3 directly rather than merely by analogy. Ahmed et al. (2024) identified haemoglobin, albumin, serum creatinine, and estimated glomerular filtration rate as the most influential SHAP features across the CKD studies they reviewed, a set that matches four of the five highest-ranked features in Table 4.4 exactly. Haque et al. (2025), working with a fine-tuned XGBoost model on the same UCI dataset, likewise identified specific gravity and haemoglobin as the two most important features, matching the first two ranks in Table 4.4 precisely. This convergence, across independent studies using different implementations and in one case a different dataset entirely, is strong evidence that the federated model has learned clinically grounded patterns rather than artefacts specific to a particular training run.</w:t>
+        <w:t>This pattern directly satisfies the validation criterion set out in Section 3.6.1: the features the model has learned to rely upon most heavily, and the direction in which each influences its predictions, correspond to recognised CKD biomarkers rather than to spurious correlations. It also corroborates the explainable-AI literature reviewed in Section 2.6.3 directly rather than merely by analogy. Ghosh and Khandoker (2024) identified serum creatinine among the most influential SHAP features for a centralised XGBoost CKD model, matching the third-ranked feature in Table 4.4 exactly, while Chouit et al. (2026), applying SHAP to XGBoost on this same UCI dataset, identified specific gravity, haemoglobin, and serum creatinine as its three leading features, matching the first three ranks in Table 4.4 precisely. Haque et al. (2025), working with a fine-tuned XGBoost model on the same UCI dataset, likewise identified specific gravity and haemoglobin as the two most important features, matching the first two ranks in Table 4.4 precisely. This convergence, across independent studies using different implementations and in one case a different dataset entirely, is strong evidence that the federated model has learned clinically grounded patterns rather than artefacts specific to a particular training run.</w:t>
       </w:r>
     </w:p>
     <w:p>
@@ -22994,7 +23549,7 @@
           <w:b w:val="0"/>
           <w:sz w:val="24"/>
         </w:rPr>
-        <w:t>Against the explainable-AI studies, the SHAP results of Section 4.3.1 do more than replicate prior findings; they corroborate them directly. Ahmed et al. (2024) identified haemoglobin, albumin, serum creatinine, and estimated glomerular filtration rate as the SHAP features most consistently reported across the CKD literature they reviewed, a set matching four of the five top-ranked features in Table 4.4; Haque et al. (2025), using the same UCI dataset, identified specific gravity and haemoglobin as the two most important features, matching the first two ranks in Table 4.4 exactly. Ghosh and Khandoker (2024) reported an XGBoost AUC of 0.9689 and an accuracy of 93.29 per cent on centralised data; the federated XGBoost model of Section 4.2.1 matches or exceeds this, with a mean AUC of 0.996 to 0.998 and a mean accuracy of 96.13 to 97.63 per cent depending on partitioning scheme, despite being trained under federation rather than on pooled data. None of the explainable-AI studies reviewed in Section 2.6.3, however, was conducted in a federated setting; the present study reproduces their interpretability findings while adding the decentralisation that Section 2.4.2 identifies as a precondition for multi-institutional deployment in the first place.</w:t>
+        <w:t>Against the explainable-AI studies, the SHAP results of Section 4.3.1 do more than replicate prior findings; they corroborate them directly. Chouit et al. (2026), applying SHAP to XGBoost on this same UCI dataset, identified specific gravity, haemoglobin, and serum creatinine as its three leading features, matching the first three ranks in Table 4.4 precisely; Haque et al. (2025), using the same UCI dataset, identified specific gravity and haemoglobin as the two most important features, matching the first two ranks in Table 4.4 exactly. Ghosh and Khandoker (2024) reported an XGBoost AUC of 0.9689 and an accuracy of 93.29 per cent on centralised data; the federated XGBoost model of Section 4.2.1 matches or exceeds this, with a mean AUC of 0.996 to 0.998 and a mean accuracy of 96.13 to 97.63 per cent depending on partitioning scheme, despite being trained under federation rather than on pooled data. None of the explainable-AI studies reviewed in Section 2.6.3, however, was conducted in a federated setting; the present study reproduces their interpretability findings while adding the decentralisation that Section 2.4.2 identifies as a precondition for multi-institutional deployment in the first place.</w:t>
       </w:r>
     </w:p>
     <w:p>
@@ -23917,7 +24472,7 @@
           <w:b w:val="0"/>
           <w:sz w:val="24"/>
         </w:rPr>
-        <w:t>Breiman, L. (2001) 'Random forests', Machine Learning, 45(1), pp. 5–32. doi:10.1023/A:1010933404324.</w:t>
+        <w:t>Bhardwaj, T. and Sumangali, K. (2025) 'An explainable federated blockchain framework with privacy-preserving AI optimization for securing healthcare data', Scientific Reports. doi:10.1038/s41598-025-04083-4.</w:t>
       </w:r>
     </w:p>
     <w:p>
@@ -23932,7 +24487,7 @@
           <w:b w:val="0"/>
           <w:sz w:val="24"/>
         </w:rPr>
-        <w:t>Chen, T. and Guestrin, C. (2016) 'XGBoost: a scalable tree boosting system', Proceedings of the 22nd ACM SIGKDD International Conference on Knowledge Discovery and Data Mining, pp. 785–794. doi:10.1145/2939672.2939785.</w:t>
+        <w:t>Breiman, L. (2001) 'Random forests', Machine Learning, 45(1), pp. 5–32. doi:10.1023/A:1010933404324.</w:t>
       </w:r>
     </w:p>
     <w:p>
@@ -23947,7 +24502,7 @@
           <w:b w:val="0"/>
           <w:sz w:val="24"/>
         </w:rPr>
-        <w:t>Chen, T.K., Knicely, D.H. and Grams, M.E. (2019) 'Chronic kidney disease diagnosis and management: a review', JAMA, 322(13), pp. 1294–1304. doi:10.1001/jama.2019.14745.</w:t>
+        <w:t>Chen, T. and Guestrin, C. (2016) 'XGBoost: a scalable tree boosting system', Proceedings of the 22nd ACM SIGKDD International Conference on Knowledge Discovery and Data Mining, pp. 785–794. doi:10.1145/2939672.2939785.</w:t>
       </w:r>
     </w:p>
     <w:p>
@@ -23962,7 +24517,7 @@
           <w:b w:val="0"/>
           <w:sz w:val="24"/>
         </w:rPr>
-        <w:t>Cheon, J.H., Kim, A., Kim, M. and Song, Y. (2017) 'Homomorphic encryption for arithmetic of approximate numbers', Advances in Cryptology – ASIACRYPT 2017, pp. 409–437. doi:10.1007/978-3-319-70694-8_15.</w:t>
+        <w:t>Chen, T.K., Knicely, D.H. and Grams, M.E. (2019) 'Chronic kidney disease diagnosis and management: a review', JAMA, 322(13), pp. 1294–1304. doi:10.1001/jama.2019.14745.</w:t>
       </w:r>
     </w:p>
     <w:p>
@@ -23977,7 +24532,7 @@
           <w:b w:val="0"/>
           <w:sz w:val="24"/>
         </w:rPr>
-        <w:t>Chouit, E.M., Rachdi, M., Bellafkih, M. and Raouyane, B. (2026) 'Interpretable machine learning for chronic kidney disease prediction: insights from SHAP and LIME analyses', PLOS One. doi:10.1371/journal.pone.0343205.</w:t>
+        <w:t>Cheon, J.H., Kim, A., Kim, M. and Song, Y. (2017) 'Homomorphic encryption for arithmetic of approximate numbers', Advances in Cryptology – ASIACRYPT 2017, pp. 409–437. doi:10.1007/978-3-319-70694-8_15.</w:t>
       </w:r>
     </w:p>
     <w:p>
@@ -23992,7 +24547,7 @@
           <w:b w:val="0"/>
           <w:sz w:val="24"/>
         </w:rPr>
-        <w:t>Cleveland Clinic (2025) Kidney: anatomy, function and health. Available at: [add URL] (Accessed: [add date]).</w:t>
+        <w:t>Chouit, E.M., Rachdi, M., Bellafkih, M. and Raouyane, B. (2026) 'Interpretable machine learning for chronic kidney disease prediction: insights from SHAP and LIME analyses', PLOS One. doi:10.1371/journal.pone.0343205.</w:t>
       </w:r>
     </w:p>
     <w:p>
@@ -24007,7 +24562,7 @@
           <w:b w:val="0"/>
           <w:sz w:val="24"/>
         </w:rPr>
-        <w:t>Cleveland Clinic (2026) Chronic kidney disease: management and treatment. Available at: [add URL] (Accessed: [add date]).</w:t>
+        <w:t>Cleveland Clinic (2025) Kidneys: location, anatomy, function and health. Available at: https://my.clevelandclinic.org/health/body/21824-kidney (Accessed: 11 August 2026).</w:t>
       </w:r>
     </w:p>
     <w:p>
@@ -24022,7 +24577,7 @@
           <w:b w:val="0"/>
           <w:sz w:val="24"/>
         </w:rPr>
-        <w:t>Deepika, C.D.N. and Anusha, S. (2024) 'Federated learning approach for chronic kidney disease prediction', Proceedings of the International Conference on Computing and Communication Technologies.</w:t>
+        <w:t>Cleveland Clinic (2026) Chronic kidney disease (CKD): symptoms and treatment. Available at: https://my.clevelandclinic.org/health/diseases/15096-chronic-kidney-disease (Accessed: 11 August 2026).</w:t>
       </w:r>
     </w:p>
     <w:p>
@@ -24037,7 +24592,7 @@
           <w:b w:val="0"/>
           <w:sz w:val="24"/>
         </w:rPr>
-        <w:t>Elshewey, A.M. et al. (2025) 'Improved CKD classification based on explainable artificial intelligence with extra trees and BBFS', Scientific Reports. doi:10.1038/s41598-025-02355-7.</w:t>
+        <w:t>Deepika, C.D.N. and Anusha, S. (2024) 'Federated learning approach for chronic kidney disease prediction', Proceedings of the International Conference on Computing and Communication Technologies.</w:t>
       </w:r>
     </w:p>
     <w:p>
@@ -24052,7 +24607,7 @@
           <w:b w:val="0"/>
           <w:sz w:val="24"/>
         </w:rPr>
-        <w:t>Emon, M.U., Imran, A.M., Islam, R., Keya, M.S., Zannat, R. and Ohidujjaman (2021) 'Performance analysis of machine learning approaches in automatic classification of chronic kidney disease', Proceedings of the 5th International Conference on Intelligent Computing and Control Systems (ICICCS), pp. 713–719. doi:10.1109/ICICCS51141.2021.9432386.</w:t>
+        <w:t>Elshewey, A.M. et al. (2025) 'Improved CKD classification based on explainable artificial intelligence with extra trees and BBFS', Scientific Reports. doi:10.1038/s41598-025-02355-7.</w:t>
       </w:r>
     </w:p>
     <w:p>
@@ -24067,7 +24622,7 @@
           <w:b w:val="0"/>
           <w:sz w:val="24"/>
         </w:rPr>
-        <w:t>GBD Chronic Kidney Disease Collaborators (2025) 'Global, regional, and national burden of chronic kidney disease in adults, 1990–2023, and its attributable risk factors: a systematic analysis for the Global Burden of Disease Study 2023', The Lancet. doi:10.1016/S0140-6736(25)01853-7.</w:t>
+        <w:t>Emon, M.U., Imran, A.M., Islam, R., Keya, M.S., Zannat, R. and Ohidujjaman (2021) 'Performance analysis of machine learning approaches in automatic classification of chronic kidney disease', Proceedings of the 5th International Conference on Intelligent Computing and Control Systems (ICICCS), pp. 713–719. doi:10.1109/ICICCS51141.2021.9432386.</w:t>
       </w:r>
     </w:p>
     <w:p>
@@ -24082,7 +24637,7 @@
           <w:b w:val="0"/>
           <w:sz w:val="24"/>
         </w:rPr>
-        <w:t>Ghosh, S.K. and Khandoker, A.H. (2024) 'Investigation on explainable machine learning models to predict chronic kidney diseases', Scientific Reports, 14, article 3687. doi:10.1038/s41598-024-54375-4.</w:t>
+        <w:t>GBD Chronic Kidney Disease Collaborators (2025) 'Global, regional, and national burden of chronic kidney disease in adults, 1990–2023, and its attributable risk factors: a systematic analysis for the Global Burden of Disease Study 2023', The Lancet. doi:10.1016/S0140-6736(25)01853-7.</w:t>
       </w:r>
     </w:p>
     <w:p>
@@ -24097,7 +24652,7 @@
           <w:b w:val="0"/>
           <w:sz w:val="24"/>
         </w:rPr>
-        <w:t>Gogoi, P. and Arul Valan, J. (2024) 'Machine learning approaches for predicting and diagnosing chronic kidney disease: current trends, challenges, solutions, and future directions', International Urology and Nephrology. doi:10.1007/s11255-024-04281-5.</w:t>
+        <w:t>Ghosh, S.K. and Khandoker, A.H. (2024) 'Investigation on explainable machine learning models to predict chronic kidney diseases', Scientific Reports, 14, article 3687. doi:10.1038/s41598-024-54375-4.</w:t>
       </w:r>
     </w:p>
     <w:p>
@@ -24112,7 +24667,7 @@
           <w:b w:val="0"/>
           <w:sz w:val="24"/>
         </w:rPr>
-        <w:t>Gogoi, P. and Valan, J.A. (2025) 'Interpretable machine learning for chronic kidney disease prediction: a SHAP and genetic algorithm-based approach', Biomedical Materials &amp; Devices, 3, pp. 1384–1402. doi:10.1007/s44174-024-00262-5.</w:t>
+        <w:t>Gogoi, P. and Arul Valan, J. (2024) 'Machine learning approaches for predicting and diagnosing chronic kidney disease: current trends, challenges, solutions, and future directions', International Urology and Nephrology. doi:10.1007/s11255-024-04281-5.</w:t>
       </w:r>
     </w:p>
     <w:p>
@@ -24127,7 +24682,7 @@
           <w:b w:val="0"/>
           <w:sz w:val="24"/>
         </w:rPr>
-        <w:t>Haque, M.E., Islam, S.M.J., Maliha, J., Sumon, M.S.H., Sharmin, R. and Rokoni, S. (2025) 'Improving chronic kidney disease detection efficiency: fine-tuned CatBoost and nature-inspired algorithms with explainable AI', arXiv preprint arXiv:2504.04262.</w:t>
+        <w:t>Gogoi, P. and Valan, J.A. (2025) 'Interpretable machine learning for chronic kidney disease prediction: a SHAP and genetic algorithm-based approach', Biomedical Materials &amp; Devices, 3, pp. 1384–1402. doi:10.1007/s44174-024-00262-5.</w:t>
       </w:r>
     </w:p>
     <w:p>
@@ -24142,7 +24697,7 @@
           <w:b w:val="0"/>
           <w:sz w:val="24"/>
         </w:rPr>
-        <w:t>Hannan, M. et al. (2021) 'Risk factors for CKD progression: overview of findings from the CRIC study', Current Opinion in Nephrology and Hypertension, 30(1), pp. 105–114.</w:t>
+        <w:t>Grinsztajn, L., Oyallon, E. and Varoquaux, G. (2022) 'Why do tree-based models still outperform deep learning on tabular data?', Advances in Neural Information Processing Systems (NeurIPS), Datasets and Benchmarks Track.</w:t>
       </w:r>
     </w:p>
     <w:p>
@@ -24157,7 +24712,7 @@
           <w:b w:val="0"/>
           <w:sz w:val="24"/>
         </w:rPr>
-        <w:t>Hegde, M.G., Ruthvika, B., Jain, R.B., Shenoy, P.D., Venugopal, K.R. and Canchi, A. (2025) 'A privacy-preserving federated learning method with homomorphic encryption for chronic kidney disease stage prediction', Engineering, Technology &amp; Applied Science Research, 15(4), pp. 26019–26026. doi:10.48084/etasr.11928.</w:t>
+        <w:t>Haque, M.E., Islam, S.M.J., Maliha, J., Sumon, M.S.H., Sharmin, R. and Rokoni, S. (2025) 'Improving chronic kidney disease detection efficiency: fine-tuned CatBoost and nature-inspired algorithms with explainable AI', arXiv preprint arXiv:2504.04262.</w:t>
       </w:r>
     </w:p>
     <w:p>
@@ -24172,7 +24727,7 @@
           <w:b w:val="0"/>
           <w:sz w:val="24"/>
         </w:rPr>
-        <w:t>Hossain, K.M.Z. et al. (2025) 'Implementing explainable AI for early detection of chronic kidney disease: strategic insights for health information systems management', Journal of Computer Science and Technology Studies, 7(5). doi:10.32996/jcsts.2025.7.5.19.</w:t>
+        <w:t>Hannan, M. et al. (2021) 'Risk factors for CKD progression: overview of findings from the CRIC study', Current Opinion in Nephrology and Hypertension, 30(1), pp. 105–114.</w:t>
       </w:r>
     </w:p>
     <w:p>
@@ -24187,7 +24742,7 @@
           <w:b w:val="0"/>
           <w:sz w:val="24"/>
         </w:rPr>
-        <w:t>IBM (2023) What is machine learning? Available at: [add URL] (Accessed: [add date]).</w:t>
+        <w:t>Hegde, M.G., Ruthvika, B., Jain, R.B., Shenoy, P.D., Venugopal, K.R. and Canchi, A. (2025) 'A privacy-preserving federated learning method with homomorphic encryption for chronic kidney disease stage prediction', Engineering, Technology &amp; Applied Science Research, 15(4), pp. 26019–26026. doi:10.48084/etasr.11928.</w:t>
       </w:r>
     </w:p>
     <w:p>
@@ -24202,7 +24757,7 @@
           <w:b w:val="0"/>
           <w:sz w:val="24"/>
         </w:rPr>
-        <w:t>Islam, M.A., Majumder, M.Z.H. and Hussein, M.A. (2024) 'ML-CKDP: machine learning-based chronic kidney disease prediction with smart web application', Journal of Pathology Informatics, 14, article 100189. doi:10.1016/j.jpi.2023.100189.</w:t>
+        <w:t>Hossain, K.M.Z. et al. (2025) 'Implementing explainable AI for early detection of chronic kidney disease: strategic insights for health information systems management', Journal of Computer Science and Technology Studies, 7(5). doi:10.32996/jcsts.2025.7.5.19.</w:t>
       </w:r>
     </w:p>
     <w:p>
@@ -24217,7 +24772,7 @@
           <w:b w:val="0"/>
           <w:sz w:val="24"/>
         </w:rPr>
-        <w:t>Jager, K.J. et al. (2019) 'A single number for advocacy and communication — worldwide more than 850 million individuals have kidney diseases', Kidney International, 96(5), pp. 1048–1050. doi:10.1016/j.kint.2019.07.012.</w:t>
+        <w:t>IBM (2023) What is machine learning? Available at: https://www.ibm.com/think/topics/machine-learning (Accessed: 11 August 2026).</w:t>
       </w:r>
     </w:p>
     <w:p>
@@ -24232,7 +24787,7 @@
           <w:b w:val="0"/>
           <w:sz w:val="24"/>
         </w:rPr>
-        <w:t>Jahin, M.A. et al. (2024) 'Privacy-preserving and explainable multi-hospital CKD prediction via federated learning with blockchain logging and differential privacy'. (Preprint.)</w:t>
+        <w:t>Islam, M.A., Majumder, M.Z.H. and Hussein, M.A. (2024) 'ML-CKDP: machine learning-based chronic kidney disease prediction with smart web application', Journal of Pathology Informatics, 14, article 100189. doi:10.1016/j.jpi.2023.100189.</w:t>
       </w:r>
     </w:p>
     <w:p>
@@ -24247,7 +24802,7 @@
           <w:b w:val="0"/>
           <w:sz w:val="24"/>
         </w:rPr>
-        <w:t>Jawad, K., Verma, A. and Amsaad, F. (2024) 'AI-driven predictive analytics approach for early prognosis of chronic kidney disease using ensemble learning and explainable AI', arXiv preprint arXiv:2406.06728. doi:10.48550/arXiv.2406.06728.</w:t>
+        <w:t>Jager, K.J. et al. (2019) 'A single number for advocacy and communication — worldwide more than 850 million individuals have kidney diseases', Kidney International, 96(5), pp. 1048–1050. doi:10.1016/j.kint.2019.07.012.</w:t>
       </w:r>
     </w:p>
     <w:p>
@@ -24262,7 +24817,7 @@
           <w:b w:val="0"/>
           <w:sz w:val="24"/>
         </w:rPr>
-        <w:t>Khalid, F., Alsadoun, L., Khilji, F., Mushtaq, M., Eze-odurukwe, A., Mushtaq, M.M., Ali, H., Farman, R.O., Ali, S.M., Fatima, R. and Bokhari, S.F.H. (2024) 'Predicting the progression of chronic kidney disease: a systematic review of artificial intelligence and machine learning approaches', Cureus, 16(5), e60145. doi:10.7759/cureus.60145.</w:t>
+        <w:t>Jahin, M.A. et al. (2024) 'Privacy-preserving and explainable multi-hospital CKD prediction via federated learning with blockchain logging and differential privacy'. (Preprint.)</w:t>
       </w:r>
     </w:p>
     <w:p>
@@ -24277,7 +24832,7 @@
           <w:b w:val="0"/>
           <w:sz w:val="24"/>
         </w:rPr>
-        <w:t>Khalid, H., Khan, A., Zahid Khan, M., Mehmood, G. and Shuaib Qureshi, M. (2023) 'Machine learning hybrid model for the prediction of chronic kidney disease', Computational Intelligence and Neuroscience, 2023, article 9266889. doi:10.1155/2023/9266889.</w:t>
+        <w:t>Jawad, K., Verma, A. and Amsaad, F. (2024) 'AI-driven predictive analytics approach for early prognosis of chronic kidney disease using ensemble learning and explainable AI', arXiv preprint arXiv:2406.06728. doi:10.48550/arXiv.2406.06728.</w:t>
       </w:r>
     </w:p>
     <w:p>
@@ -24292,7 +24847,7 @@
           <w:b w:val="0"/>
           <w:sz w:val="24"/>
         </w:rPr>
-        <w:t>Kidney Disease: Improving Global Outcomes (KDIGO) CKD Work Group (2024) 'KDIGO 2024 clinical practice guideline for the evaluation and management of chronic kidney disease', Kidney International, 105(4S), pp. S117–S314. doi:10.1016/j.kint.2023.10.018.</w:t>
+        <w:t>Khalid, F., Alsadoun, L., Khilji, F., Mushtaq, M., Eze-odurukwe, A., Mushtaq, M.M., Ali, H., Farman, R.O., Ali, S.M., Fatima, R. and Bokhari, S.F.H. (2024) 'Predicting the progression of chronic kidney disease: a systematic review of artificial intelligence and machine learning approaches', Cureus, 16(5), e60145. doi:10.7759/cureus.60145.</w:t>
       </w:r>
     </w:p>
     <w:p>
@@ -24307,7 +24862,7 @@
           <w:b w:val="0"/>
           <w:sz w:val="24"/>
         </w:rPr>
-        <w:t>Krishnamurthy, S. et al. (2020) 'Machine learning prediction models for chronic kidney disease using National Health Insurance claim data in Taiwan', medRxiv. doi:10.1101/2020.06.25.20139147.</w:t>
+        <w:t>Khalid, H., Khan, A., Zahid Khan, M., Mehmood, G. and Shuaib Qureshi, M. (2023) 'Machine learning hybrid model for the prediction of chronic kidney disease', Computational Intelligence and Neuroscience, 2023, article 9266889. doi:10.1155/2023/9266889.</w:t>
       </w:r>
     </w:p>
     <w:p>
@@ -24322,7 +24877,7 @@
           <w:b w:val="0"/>
           <w:sz w:val="24"/>
         </w:rPr>
-        <w:t>Levey, A.S. et al. (2005) 'Definition and classification of chronic kidney disease: a position statement from Kidney Disease: Improving Global Outcomes (KDIGO)', Kidney International, 67(6), pp. 2089–2100. doi:10.1111/j.1523-1755.2005.00365.x.</w:t>
+        <w:t>Kidney Disease: Improving Global Outcomes (KDIGO) CKD Work Group (2024) 'KDIGO 2024 clinical practice guideline for the evaluation and management of chronic kidney disease', Kidney International, 105(4S), pp. S117–S314. doi:10.1016/j.kint.2023.10.018.</w:t>
       </w:r>
     </w:p>
     <w:p>
@@ -24337,7 +24892,7 @@
           <w:b w:val="0"/>
           <w:sz w:val="24"/>
         </w:rPr>
-        <w:t>Lundberg, S.M. and Lee, S.-I. (2017) 'A unified approach to interpreting model predictions', Advances in Neural Information Processing Systems (NeurIPS), 30, pp. 4765–4774.</w:t>
+        <w:t>Krishnamurthy, S. et al. (2020) 'Machine learning prediction models for chronic kidney disease using National Health Insurance claim data in Taiwan', medRxiv. doi:10.1101/2020.06.25.20139147.</w:t>
       </w:r>
     </w:p>
     <w:p>
@@ -24352,7 +24907,7 @@
           <w:b w:val="0"/>
           <w:sz w:val="24"/>
         </w:rPr>
-        <w:t>McMahan, B., Moore, E., Ramage, D., Hampson, S. and Agüera y Arcas, B. (2017) 'Communication-efficient learning of deep networks from decentralized data', Proceedings of the 20th International Conference on Artificial Intelligence and Statistics (AISTATS), PMLR 54, pp. 1273–1282.</w:t>
+        <w:t>Levey, A.S. et al. (2005) 'Definition and classification of chronic kidney disease: a position statement from Kidney Disease: Improving Global Outcomes (KDIGO)', Kidney International, 67(6), pp. 2089–2100. doi:10.1111/j.1523-1755.2005.00365.x.</w:t>
       </w:r>
     </w:p>
     <w:p>
@@ -24367,7 +24922,7 @@
           <w:b w:val="0"/>
           <w:sz w:val="24"/>
         </w:rPr>
-        <w:t>Nguyen, D.C., Ding, M., Pathirana, P.N., Seneviratne, A., Li, J. and Poor, H.V. (2021) 'Federated learning for internet of things: a comprehensive survey', IEEE Communications Surveys &amp; Tutorials, 23(3), pp. 1622–1658. doi:10.1109/COMST.2021.3075439.</w:t>
+        <w:t>Lundberg, S.M. and Lee, S.-I. (2017) 'A unified approach to interpreting model predictions', Advances in Neural Information Processing Systems (NeurIPS), 30, pp. 4765–4774.</w:t>
       </w:r>
     </w:p>
     <w:p>
@@ -24382,7 +24937,7 @@
           <w:b w:val="0"/>
           <w:sz w:val="24"/>
         </w:rPr>
-        <w:t>Nguycharoen, N. (2024) 'Explainable machine learning system for predicting chronic kidney disease in high-risk cardiovascular patients', arXiv preprint arXiv:2404.11148. doi:10.48550/arXiv.2404.11148.</w:t>
+        <w:t>McMahan, B., Moore, E., Ramage, D., Hampson, S. and Agüera y Arcas, B. (2017) 'Communication-efficient learning of deep networks from decentralized data', Proceedings of the 20th International Conference on Artificial Intelligence and Statistics (AISTATS), PMLR 54, pp. 1273–1282.</w:t>
       </w:r>
     </w:p>
     <w:p>
@@ -24397,7 +24952,7 @@
           <w:b w:val="0"/>
           <w:sz w:val="24"/>
         </w:rPr>
-        <w:t>Paillier, P. (1999) 'Public-key cryptosystems based on composite degree residuosity classes', Advances in Cryptology – EUROCRYPT 1999, pp. 223–238. doi:10.1007/3-540-48910-X_16.</w:t>
+        <w:t>Nguyen, D.C., Ding, M., Pathirana, P.N., Seneviratne, A., Li, J. and Poor, H.V. (2021) 'Federated learning for internet of things: a comprehensive survey', IEEE Communications Surveys &amp; Tutorials, 23(3), pp. 1622–1658. doi:10.1109/COMST.2021.3075439.</w:t>
       </w:r>
     </w:p>
     <w:p>
@@ -24412,7 +24967,7 @@
           <w:b w:val="0"/>
           <w:sz w:val="24"/>
         </w:rPr>
-        <w:t>Pal, S. (2023) 'Chronic kidney disease prediction using machine learning techniques', Biomedical Materials &amp; Devices, 1, pp. 534–540.</w:t>
+        <w:t>Nguycharoen, N. (2024) 'Explainable machine learning system for predicting chronic kidney disease in high-risk cardiovascular patients', arXiv preprint arXiv:2404.11148. doi:10.48550/arXiv.2404.11148.</w:t>
       </w:r>
     </w:p>
     <w:p>
@@ -24427,7 +24982,7 @@
           <w:b w:val="0"/>
           <w:sz w:val="24"/>
         </w:rPr>
-        <w:t>Pedregosa, F. et al. (2011) 'Scikit-learn: machine learning in Python', Journal of Machine Learning Research, 12, pp. 2825–2830.</w:t>
+        <w:t>Paillier, P. (1999) 'Public-key cryptosystems based on composite degree residuosity classes', Advances in Cryptology – EUROCRYPT 1999, pp. 223–238. doi:10.1007/3-540-48910-X_16.</w:t>
       </w:r>
     </w:p>
     <w:p>
@@ -24442,7 +24997,7 @@
           <w:b w:val="0"/>
           <w:sz w:val="24"/>
         </w:rPr>
-        <w:t>Poonia, R.C., Gupta, M.K., Abunadi, I., Albraikan, A.A., Al-Wesabi, F.N. and Hamza, M.A. (2022) 'Intelligent diagnostic prediction and classification models for detection of kidney disease', Healthcare, 10(2), article 371. doi:10.3390/healthcare10020371.</w:t>
+        <w:t>Pal, S. (2023) 'Chronic kidney disease prediction using machine learning techniques', Biomedical Materials &amp; Devices, 1, pp. 534–540.</w:t>
       </w:r>
     </w:p>
     <w:p>
@@ -24457,7 +25012,7 @@
           <w:b w:val="0"/>
           <w:sz w:val="24"/>
         </w:rPr>
-        <w:t>Pradana, A. (2023) 'Data-driven early diagnosis of chronic kidney disease: development and evaluation of an explainable AI model', IEEE Access. doi:10.1109/ACCESS.2023.3264270.</w:t>
+        <w:t>Pedregosa, F. et al. (2011) 'Scikit-learn: machine learning in Python', Journal of Machine Learning Research, 12, pp. 2825–2830.</w:t>
       </w:r>
     </w:p>
     <w:p>
@@ -24472,7 +25027,7 @@
           <w:b w:val="0"/>
           <w:sz w:val="24"/>
         </w:rPr>
-        <w:t>Qin, J., Chen, L., Liu, Y., Liu, C., Feng, C. and Chen, B. (2020) 'A machine learning methodology for diagnosing chronic kidney disease', IEEE Access, 8, pp. 20991–21002. doi:10.1109/ACCESS.2019.2963053.</w:t>
+        <w:t>Poonia, R.C., Gupta, M.K., Abunadi, I., Albraikan, A.A., Al-Wesabi, F.N. and Hamza, M.A. (2022) 'Intelligent diagnostic prediction and classification models for detection of kidney disease', Healthcare, 10(2), article 371. doi:10.3390/healthcare10020371.</w:t>
       </w:r>
     </w:p>
     <w:p>
@@ -24487,7 +25042,7 @@
           <w:b w:val="0"/>
           <w:sz w:val="24"/>
         </w:rPr>
-        <w:t>Raihan, M. et al. (2023) 'Detection of the chronic kidney disease using XGBoost classifier and explaining the influence of the attributes on the model using SHAP', Scientific Reports, 13(1), article 5643.</w:t>
+        <w:t>Pradana, A. (2023) 'Data-driven early diagnosis of chronic kidney disease: development and evaluation of an explainable AI model', IEEE Access. doi:10.1109/ACCESS.2023.3264270.</w:t>
       </w:r>
     </w:p>
     <w:p>
@@ -24502,7 +25057,7 @@
           <w:b w:val="0"/>
           <w:sz w:val="24"/>
         </w:rPr>
-        <w:t>Rauniyar, A. et al. (2024) 'Federated learning for medical applications: a taxonomy, current trends, challenges, and future research directions', IEEE Internet of Things Journal, 11(5), pp. 7374–7398. doi:10.1109/JIOT.2023.3329061.</w:t>
+        <w:t>Qin, J., Chen, L., Liu, Y., Liu, C., Feng, C. and Chen, B. (2020) 'A machine learning methodology for diagnosing chronic kidney disease', IEEE Access, 8, pp. 20991–21002. doi:10.1109/ACCESS.2019.2963053.</w:t>
       </w:r>
     </w:p>
     <w:p>
@@ -24517,7 +25072,7 @@
           <w:b w:val="0"/>
           <w:sz w:val="24"/>
         </w:rPr>
-        <w:t>Raza, A., Arif, H., Sajid Ali, A.K. and Shah, B.K. (2025) 'Privacy-preserving machine learning models to derive risk factors of kidney disease in EHRs'. IEEE. Available at: https://ieeexplore.ieee.org/document/11200980.</w:t>
+        <w:t>Raihan, M. et al. (2023) 'Detection of the chronic kidney disease using XGBoost classifier and explaining the influence of the attributes on the model using SHAP', Scientific Reports, 13(1), article 5643.</w:t>
       </w:r>
     </w:p>
     <w:p>
@@ -24532,7 +25087,7 @@
           <w:b w:val="0"/>
           <w:sz w:val="24"/>
         </w:rPr>
-        <w:t>Rezk, N.G. et al. (2025) 'Explainable AI for chronic kidney disease prediction in medical IoT: integrating GANs and few-shot learning', Bioengineering, 12(4), article 356. doi:10.3390/bioengineering12040356.</w:t>
+        <w:t>Rauniyar, A. et al. (2024) 'Federated learning for medical applications: a taxonomy, current trends, challenges, and future research directions', IEEE Internet of Things Journal, 11(5), pp. 7374–7398. doi:10.1109/JIOT.2023.3329061.</w:t>
       </w:r>
     </w:p>
     <w:p>
@@ -24547,7 +25102,7 @@
           <w:b w:val="0"/>
           <w:sz w:val="24"/>
         </w:rPr>
-        <w:t>Ribeiro, M.T., Singh, S. and Guestrin, C. (2016) '"Why should I trust you?": explaining the predictions of any classifier', Proceedings of the 22nd ACM SIGKDD International Conference on Knowledge Discovery and Data Mining, pp. 1135–1144. doi:10.1145/2939672.2939778.</w:t>
+        <w:t>Raza, A., Arif, H., Sajid Ali, A.K. and Shah, B.K. (2025) 'Privacy-preserving machine learning models to derive risk factors of kidney disease in EHRs'. IEEE. Available at: https://ieeexplore.ieee.org/document/11200980.</w:t>
       </w:r>
     </w:p>
     <w:p>
@@ -24562,7 +25117,7 @@
           <w:b w:val="0"/>
           <w:sz w:val="24"/>
         </w:rPr>
-        <w:t>Ridwan, L. (2024) Federated learning for privacy-preserving early diagnosis of chronic diseases across distributed healthcare systems. (Preprint.)</w:t>
+        <w:t>Rezk, N.G. et al. (2025) 'Explainable AI for chronic kidney disease prediction in medical IoT: integrating GANs and few-shot learning', Bioengineering, 12(4), article 356. doi:10.3390/bioengineering12040356.</w:t>
       </w:r>
     </w:p>
     <w:p>
@@ -24577,7 +25132,7 @@
           <w:b w:val="0"/>
           <w:sz w:val="24"/>
         </w:rPr>
-        <w:t>Rubini, L., Soundarapandian, P. and Eswaran, P. (2015) Chronic kidney disease [Dataset]. UCI Machine Learning Repository. doi:10.24432/C5G020.</w:t>
+        <w:t>Ribeiro, M.T., Singh, S. and Guestrin, C. (2016) '"Why should I trust you?": explaining the predictions of any classifier', Proceedings of the 22nd ACM SIGKDD International Conference on Knowledge Discovery and Data Mining, pp. 1135–1144. doi:10.1145/2939672.2939778.</w:t>
       </w:r>
     </w:p>
     <w:p>
@@ -24592,7 +25147,7 @@
           <w:b w:val="0"/>
           <w:sz w:val="24"/>
         </w:rPr>
-        <w:t>Saif, D., Sarhan, A.M. and Elshennawy, N.M. (2024) 'Machine learning techniques in chronic kidney diseases: a comparative study of classification model performance', Cureus. [verify volume/issue on the Cureus page]</w:t>
+        <w:t>Ridwan, L. (2024) Federated learning for privacy-preserving early diagnosis of chronic diseases across distributed healthcare systems. (Preprint.)</w:t>
       </w:r>
     </w:p>
     <w:p>
@@ -24607,7 +25162,7 @@
           <w:b w:val="0"/>
           <w:sz w:val="24"/>
         </w:rPr>
-        <w:t>Salmeron, J.L., Arévalo, I. and Ruiz-Celma, A. (2023) 'Benchmarking federated strategies in peer-to-peer federated learning for biomedical data', Heliyon, 9, e16925. doi:10.1016/j.heliyon.2023.e16925 (preprint arXiv:2402.10135).</w:t>
+        <w:t>Rubini, L., Soundarapandian, P. and Eswaran, P. (2015) Chronic kidney disease [Dataset]. UCI Machine Learning Repository. doi:10.24432/C5G020.</w:t>
       </w:r>
     </w:p>
     <w:p>
@@ -24622,7 +25177,7 @@
           <w:b w:val="0"/>
           <w:sz w:val="24"/>
         </w:rPr>
-        <w:t>Shahid, M.I., Badar, H.M.S., Asghar, M.N. and Abdullah, A. (2026) 'Health-FedNet: secure federated learning for chronic disease prediction on MIMIC-III with differential privacy and homomorphic encryption', Scientific Reports, 16, article 7968. doi:10.1038/s41598-026-36034-y.</w:t>
+        <w:t>Saif, D., Sarhan, A.M. and Elshennawy, N.M. (2024) 'Machine learning techniques in chronic kidney diseases: a comparative study of classification model performance', Cureus. [verify volume/issue on the Cureus page]</w:t>
       </w:r>
     </w:p>
     <w:p>
@@ -24637,7 +25192,7 @@
           <w:b w:val="0"/>
           <w:sz w:val="24"/>
         </w:rPr>
-        <w:t>Sharma, G. et al. (2026) 'Privacy-preserving federated learning via differential privacy and homomorphic encryption for cardiovascular disease risk modeling', arXiv preprint arXiv:2604.27598.</w:t>
+        <w:t>Salmeron, J.L., Arévalo, I. and Ruiz-Celma, A. (2023) 'Benchmarking federated strategies in peer-to-peer federated learning for biomedical data', Heliyon, 9, e16925. doi:10.1016/j.heliyon.2023.e16925 (preprint arXiv:2402.10135).</w:t>
       </w:r>
     </w:p>
     <w:p>
@@ -24652,7 +25207,7 @@
           <w:b w:val="0"/>
           <w:sz w:val="24"/>
         </w:rPr>
-        <w:t>Shivhare, A., Kumari, A.C. and Srinivas, K. (2025) 'Predictive modeling for chronic kidney disease: a comparative analysis of machine learning techniques with explainable AI for clinical transparency', International Journal of Education and Management Engineering, 15(3).</w:t>
+        <w:t>Shahid, M.I., Badar, H.M.S., Asghar, M.N. and Abdullah, A. (2026) 'Health-FedNet: secure federated learning for chronic disease prediction on MIMIC-III with differential privacy and homomorphic encryption', Scientific Reports, 16, article 7968. doi:10.1038/s41598-026-36034-y.</w:t>
       </w:r>
     </w:p>
     <w:p>
@@ -24667,7 +25222,7 @@
           <w:b w:val="0"/>
           <w:sz w:val="24"/>
         </w:rPr>
-        <w:t>Talib, R., Hameed, M., Ali, I., Khan, A., Iftikhar, H., Azam, M., Khurshid, F., Ali, M. and Hafeez, S. (2024) 'AI-enabled intelligent nephrology: comparative analysis of artificial intelligence models for robust early prediction and clinical evaluation of chronic kidney disease', Pakistan Journal of Medical and Care Research. doi:10.5281/zenodo.19874375.</w:t>
+        <w:t>Sharma, G. et al. (2026) 'Privacy-preserving federated learning via differential privacy and homomorphic encryption for cardiovascular disease risk modeling', arXiv preprint arXiv:2604.27598.</w:t>
       </w:r>
     </w:p>
     <w:p>
@@ -24682,7 +25237,7 @@
           <w:b w:val="0"/>
           <w:sz w:val="24"/>
         </w:rPr>
-        <w:t>UK Kidney Association (2024) CKD stages. Available at: [add URL] (Accessed: [add date]).</w:t>
+        <w:t>Shivhare, A., Kumari, A.C. and Srinivas, K. (2025) 'Predictive modeling for chronic kidney disease: a comparative analysis of machine learning techniques with explainable AI for clinical transparency', International Journal of Education and Management Engineering, 15(3).</w:t>
       </w:r>
     </w:p>
     <w:p>
@@ -24697,7 +25252,7 @@
           <w:b w:val="0"/>
           <w:sz w:val="24"/>
         </w:rPr>
-        <w:t>Wu, Y. et al. (2025) 'Towards interpretable renal health decline forecasting via multi-LMM collaborative reasoning framework', IEEE IRI. doi:10.1109/IRI66576.2025.00059.</w:t>
+        <w:t>Suje, S.A., Chinmaya, S. and Harini, S. (2024) 'Chronic Kidney Disease Prediction Using Federated Learning', International Journal of Scientific Research and Engineering Trends, 10(6).</w:t>
       </w:r>
     </w:p>
     <w:p>
@@ -24712,7 +25267,7 @@
           <w:b w:val="0"/>
           <w:sz w:val="24"/>
         </w:rPr>
-        <w:t>Yadav, S.A., Malik, V., Sharma, S., Singh, S.V., Saudagar, A.K.J., Mohamed, H.G. and Hussen, S. (2026) 'Federated learning with IoT-based remote patient monitoring for real-time chronic disease prediction', Journal of King Saud University – Computer and Information Sciences. doi:10.1007/s44443-026-00632-7.</w:t>
+        <w:t>Talib, R., Hameed, M., Ali, I., Khan, A., Iftikhar, H., Azam, M., Khurshid, F., Ali, M. and Hafeez, S. (2024) 'AI-enabled intelligent nephrology: comparative analysis of artificial intelligence models for robust early prediction and clinical evaluation of chronic kidney disease', Pakistan Journal of Medical and Care Research. doi:10.5281/zenodo.19874375.</w:t>
       </w:r>
     </w:p>
     <w:p>
@@ -24727,16 +25282,84 @@
           <w:b w:val="0"/>
           <w:sz w:val="24"/>
         </w:rPr>
+        <w:t>UK Kidney Association (2024) CKD staging. Available at: https://www.ukkidney.org/health-professionals/information-resources/uk-eckd-guide/ckd-staging (Accessed: 11 August 2026).</w:t>
+      </w:r>
+    </w:p>
+    <w:p>
+      <w:pPr>
+        <w:spacing w:after="200"/>
+        <w:ind w:left="720" w:hanging="720"/>
+        <w:jc w:val="both"/>
+      </w:pPr>
+      <w:r>
+        <w:rPr>
+          <w:rFonts w:ascii="Times New Roman" w:hAnsi="Times New Roman" w:eastAsia="Times New Roman"/>
+          <w:b w:val="0"/>
+          <w:sz w:val="24"/>
+        </w:rPr>
+        <w:t>Wu, Y. et al. (2025) 'Towards interpretable renal health decline forecasting via multi-LMM collaborative reasoning framework', IEEE IRI. doi:10.1109/IRI66576.2025.00059.</w:t>
+      </w:r>
+    </w:p>
+    <w:p>
+      <w:pPr>
+        <w:spacing w:after="200"/>
+        <w:ind w:left="720" w:hanging="720"/>
+        <w:jc w:val="both"/>
+      </w:pPr>
+      <w:r>
+        <w:rPr>
+          <w:rFonts w:ascii="Times New Roman" w:hAnsi="Times New Roman" w:eastAsia="Times New Roman"/>
+          <w:b w:val="0"/>
+          <w:sz w:val="24"/>
+        </w:rPr>
+        <w:t>Yadav, S.A., Malik, V., Sharma, S., Singh, S.V., Saudagar, A.K.J., Mohamed, H.G. and Hussen, S. (2026) 'Federated learning with IoT-based remote patient monitoring for real-time chronic disease prediction', Journal of King Saud University – Computer and Information Sciences. doi:10.1007/s44443-026-00632-7.</w:t>
+      </w:r>
+    </w:p>
+    <w:p>
+      <w:pPr>
+        <w:spacing w:after="200"/>
+        <w:ind w:left="720" w:hanging="720"/>
+        <w:jc w:val="both"/>
+      </w:pPr>
+      <w:r>
+        <w:rPr>
+          <w:rFonts w:ascii="Times New Roman" w:hAnsi="Times New Roman" w:eastAsia="Times New Roman"/>
+          <w:b w:val="0"/>
+          <w:sz w:val="24"/>
+        </w:rPr>
         <w:t>Zhang, J., Kowsari, K., Boukhechba, M., Harrison, J.H. and Lobo, J.M. et al. (2020) 'Sparse longitudinal representations of electronic health record data for the early detection of chronic kidney disease in diabetic patients', arXiv preprint arXiv:2011.04802 (IEEE BIBM 2020).</w:t>
       </w:r>
     </w:p>
     <w:sectPr>
+      <w:footerReference w:type="default" r:id="rId18"/>
       <w:pgSz w:h="15840" w:w="12240" w:orient="portrait"/>
       <w:pgMar w:bottom="1440" w:top="1440" w:left="1440" w:right="1440" w:header="720" w:footer="720"/>
       <w:pgNumType w:start="1"/>
     </w:sectPr>
   </w:body>
 </w:document>
+</file>
+
+<file path=word/footer1.xml><?xml version="1.0" encoding="utf-8"?>
+<w:ftr xmlns:m="http://schemas.openxmlformats.org/officeDocument/2006/math" xmlns:mc="http://schemas.openxmlformats.org/markup-compatibility/2006" xmlns:mo="http://schemas.microsoft.com/office/mac/office/2008/main" xmlns:mv="urn:schemas-microsoft-com:mac:vml" xmlns:o="urn:schemas-microsoft-com:office:office" xmlns:r="http://schemas.openxmlformats.org/officeDocument/2006/relationships" xmlns:v="urn:schemas-microsoft-com:vml" xmlns:w10="urn:schemas-microsoft-com:office:word" xmlns:w14="http://schemas.microsoft.com/office/word/2010/wordml" xmlns:w="http://schemas.openxmlformats.org/wordprocessingml/2006/main" xmlns:wne="http://schemas.microsoft.com/office/word/2006/wordml" xmlns:wp14="http://schemas.microsoft.com/office/word/2010/wordprocessingDrawing" xmlns:wp="http://schemas.openxmlformats.org/drawingml/2006/wordprocessingDrawing" xmlns:wpc="http://schemas.microsoft.com/office/word/2010/wordprocessingCanvas" xmlns:wpg="http://schemas.microsoft.com/office/word/2010/wordprocessingGroup" xmlns:wpi="http://schemas.microsoft.com/office/word/2010/wordprocessingInk" xmlns:wps="http://schemas.microsoft.com/office/word/2010/wordprocessingShape" mc:Ignorable="w14 wp14">
+  <w:p>
+    <w:pPr>
+      <w:pStyle w:val="Footer"/>
+      <w:jc w:val="center"/>
+    </w:pPr>
+    <w:r>
+      <w:rPr>
+        <w:rFonts w:ascii="Times New Roman" w:hAnsi="Times New Roman" w:eastAsia="Times New Roman"/>
+        <w:b w:val="0"/>
+        <w:i w:val="0"/>
+        <w:sz w:val="24"/>
+      </w:rPr>
+      <w:fldChar w:fldCharType="begin"/>
+      <w:instrText xml:space="preserve">PAGE</w:instrText>
+      <w:fldChar w:fldCharType="end"/>
+    </w:r>
+  </w:p>
+</w:ftr>
 </file>
 
 <file path=word/numbering.xml><?xml version="1.0" encoding="utf-8"?>
